--- a/res.docx
+++ b/res.docx
@@ -109,7 +109,7 @@
     <w:p>
       <w:r>
         <w:pict w14:anchorId="02B6F11C">
-          <v:rect id="_x0000_i1301" style="width:0;height:1.5pt" o:hralign="center" o:hrstd="t" o:hr="t" fillcolor="#a0a0a0" stroked="f"/>
+          <v:rect id="_x0000_i1025" style="width:0;height:1.5pt" o:hralign="center" o:hrstd="t" o:hr="t" fillcolor="#a0a0a0" stroked="f"/>
         </w:pict>
       </w:r>
     </w:p>
@@ -274,6 +274,9 @@
             </m:den>
           </m:f>
           <m:r>
+            <m:rPr>
+              <m:sty m:val="p"/>
+            </m:rPr>
             <w:br/>
           </m:r>
         </m:oMath>
@@ -401,6 +404,9 @@
             </m:sub>
           </m:sSub>
           <m:r>
+            <m:rPr>
+              <m:sty m:val="p"/>
+            </m:rPr>
             <w:br/>
           </m:r>
         </m:oMath>
@@ -462,6 +468,9 @@
             </m:sub>
           </m:sSub>
           <m:r>
+            <m:rPr>
+              <m:sty m:val="p"/>
+            </m:rPr>
             <w:br/>
           </m:r>
         </m:oMath>
@@ -481,7 +490,7 @@
       <w:r>
         <w:lastRenderedPageBreak/>
         <w:pict w14:anchorId="3F4C7FAF">
-          <v:rect id="_x0000_i1302" style="width:0;height:1.5pt" o:hralign="center" o:hrstd="t" o:hr="t" fillcolor="#a0a0a0" stroked="f"/>
+          <v:rect id="_x0000_i1026" style="width:0;height:1.5pt" o:hralign="center" o:hrstd="t" o:hr="t" fillcolor="#a0a0a0" stroked="f"/>
         </w:pict>
       </w:r>
     </w:p>
@@ -550,9 +559,9 @@
             <m:t>=32</m:t>
           </m:r>
           <m:r>
-            <w:rPr>
-              <w:i/>
-            </w:rPr>
+            <m:rPr>
+              <m:sty m:val="p"/>
+            </m:rPr>
             <w:br/>
           </m:r>
         </m:oMath>
@@ -576,7 +585,7 @@
     <w:p>
       <w:r>
         <w:pict w14:anchorId="74CB4579">
-          <v:rect id="_x0000_i1303" style="width:0;height:1.5pt" o:hralign="center" o:hrstd="t" o:hr="t" fillcolor="#a0a0a0" stroked="f"/>
+          <v:rect id="_x0000_i1027" style="width:0;height:1.5pt" o:hralign="center" o:hrstd="t" o:hr="t" fillcolor="#a0a0a0" stroked="f"/>
         </w:pict>
       </w:r>
     </w:p>
@@ -623,6 +632,9 @@
             </m:e>
           </m:d>
           <m:r>
+            <m:rPr>
+              <m:sty m:val="p"/>
+            </m:rPr>
             <w:br/>
           </m:r>
         </m:oMath>
@@ -674,9 +686,9 @@
             <m:t>=0.03125</m:t>
           </m:r>
           <m:r>
-            <w:rPr>
-              <w:i/>
-            </w:rPr>
+            <m:rPr>
+              <m:sty m:val="p"/>
+            </m:rPr>
             <w:br/>
           </m:r>
         </m:oMath>
@@ -685,7 +697,7 @@
     <w:p>
       <w:r>
         <w:pict w14:anchorId="35352F30">
-          <v:rect id="_x0000_i1304" style="width:0;height:1.5pt" o:hralign="center" o:hrstd="t" o:hr="t" fillcolor="#a0a0a0" stroked="f"/>
+          <v:rect id="_x0000_i1028" style="width:0;height:1.5pt" o:hralign="center" o:hrstd="t" o:hr="t" fillcolor="#a0a0a0" stroked="f"/>
         </w:pict>
       </w:r>
     </w:p>
@@ -729,9 +741,9 @@
             <m:t>dt=0.001</m:t>
           </m:r>
           <m:r>
-            <w:rPr>
-              <w:i/>
-            </w:rPr>
+            <m:rPr>
+              <m:sty m:val="p"/>
+            </m:rPr>
             <w:br/>
           </m:r>
         </m:oMath>
@@ -740,7 +752,7 @@
     <w:p>
       <w:r>
         <w:pict w14:anchorId="54602492">
-          <v:rect id="_x0000_i1305" style="width:0;height:1.5pt" o:hralign="center" o:hrstd="t" o:hr="t" fillcolor="#a0a0a0" stroked="f"/>
+          <v:rect id="_x0000_i1029" style="width:0;height:1.5pt" o:hralign="center" o:hrstd="t" o:hr="t" fillcolor="#a0a0a0" stroked="f"/>
         </w:pict>
       </w:r>
     </w:p>
@@ -763,7 +775,7 @@
     <w:p>
       <w:r>
         <w:pict w14:anchorId="0767D09B">
-          <v:rect id="_x0000_i1306" style="width:0;height:1.5pt" o:hralign="center" o:hrstd="t" o:hr="t" fillcolor="#a0a0a0" stroked="f"/>
+          <v:rect id="_x0000_i1030" style="width:0;height:1.5pt" o:hralign="center" o:hrstd="t" o:hr="t" fillcolor="#a0a0a0" stroked="f"/>
         </w:pict>
       </w:r>
     </w:p>
@@ -798,7 +810,7 @@
     <w:p>
       <w:r>
         <w:pict w14:anchorId="34BA7C70">
-          <v:rect id="_x0000_i1307" style="width:0;height:1.5pt" o:hralign="center" o:hrstd="t" o:hr="t" fillcolor="#a0a0a0" stroked="f"/>
+          <v:rect id="_x0000_i1031" style="width:0;height:1.5pt" o:hralign="center" o:hrstd="t" o:hr="t" fillcolor="#a0a0a0" stroked="f"/>
         </w:pict>
       </w:r>
     </w:p>
@@ -825,7 +837,7 @@
     <w:p>
       <w:r>
         <w:pict w14:anchorId="71449C04">
-          <v:rect id="_x0000_i1308" style="width:0;height:1.5pt" o:hralign="center" o:hrstd="t" o:hr="t" fillcolor="#a0a0a0" stroked="f"/>
+          <v:rect id="_x0000_i1032" style="width:0;height:1.5pt" o:hralign="center" o:hrstd="t" o:hr="t" fillcolor="#a0a0a0" stroked="f"/>
         </w:pict>
       </w:r>
     </w:p>
@@ -898,6 +910,9 @@
             </m:den>
           </m:f>
           <m:r>
+            <m:rPr>
+              <m:sty m:val="p"/>
+            </m:rPr>
             <w:br/>
           </m:r>
         </m:oMath>
@@ -924,7 +939,7 @@
     <w:p>
       <w:r>
         <w:pict w14:anchorId="702242A8">
-          <v:rect id="_x0000_i1309" style="width:0;height:1.5pt" o:hralign="center" o:hrstd="t" o:hr="t" fillcolor="#a0a0a0" stroked="f"/>
+          <v:rect id="_x0000_i1033" style="width:0;height:1.5pt" o:hralign="center" o:hrstd="t" o:hr="t" fillcolor="#a0a0a0" stroked="f"/>
         </w:pict>
       </w:r>
     </w:p>
@@ -987,6 +1002,9 @@
             </m:den>
           </m:f>
           <m:r>
+            <m:rPr>
+              <m:sty m:val="p"/>
+            </m:rPr>
             <w:br/>
           </m:r>
         </m:oMath>
@@ -1028,7 +1046,7 @@
     <w:p>
       <w:r>
         <w:pict w14:anchorId="6D6414F3">
-          <v:rect id="_x0000_i1310" style="width:0;height:1.5pt" o:hralign="center" o:hrstd="t" o:hr="t" fillcolor="#a0a0a0" stroked="f"/>
+          <v:rect id="_x0000_i1034" style="width:0;height:1.5pt" o:hralign="center" o:hrstd="t" o:hr="t" fillcolor="#a0a0a0" stroked="f"/>
         </w:pict>
       </w:r>
     </w:p>
@@ -1102,7 +1120,7 @@
     <w:p>
       <w:r>
         <w:pict w14:anchorId="33849A1A">
-          <v:rect id="_x0000_i1311" style="width:0;height:1.5pt" o:hralign="center" o:hrstd="t" o:hr="t" fillcolor="#a0a0a0" stroked="f"/>
+          <v:rect id="_x0000_i1035" style="width:0;height:1.5pt" o:hralign="center" o:hrstd="t" o:hr="t" fillcolor="#a0a0a0" stroked="f"/>
         </w:pict>
       </w:r>
     </w:p>
@@ -1158,6 +1176,9 @@
             </m:sub>
           </m:sSub>
           <m:r>
+            <m:rPr>
+              <m:sty m:val="p"/>
+            </m:rPr>
             <w:br/>
           </m:r>
         </m:oMath>
@@ -1171,7 +1192,7 @@
     <w:p>
       <w:r>
         <w:pict w14:anchorId="0118999C">
-          <v:rect id="_x0000_i1312" style="width:0;height:1.5pt" o:hralign="center" o:hrstd="t" o:hr="t" fillcolor="#a0a0a0" stroked="f"/>
+          <v:rect id="_x0000_i1036" style="width:0;height:1.5pt" o:hralign="center" o:hrstd="t" o:hr="t" fillcolor="#a0a0a0" stroked="f"/>
         </w:pict>
       </w:r>
     </w:p>
@@ -1263,6 +1284,9 @@
             </m:e>
           </m:d>
           <m:r>
+            <m:rPr>
+              <m:sty m:val="p"/>
+            </m:rPr>
             <w:br/>
           </m:r>
         </m:oMath>
@@ -1276,7 +1300,7 @@
     <w:p>
       <w:r>
         <w:pict w14:anchorId="27C9B80F">
-          <v:rect id="_x0000_i1313" style="width:0;height:1.5pt" o:hralign="center" o:hrstd="t" o:hr="t" fillcolor="#a0a0a0" stroked="f"/>
+          <v:rect id="_x0000_i1037" style="width:0;height:1.5pt" o:hralign="center" o:hrstd="t" o:hr="t" fillcolor="#a0a0a0" stroked="f"/>
         </w:pict>
       </w:r>
     </w:p>
@@ -1298,7 +1322,7 @@
     <w:p>
       <w:r>
         <w:pict w14:anchorId="00A6EEBF">
-          <v:rect id="_x0000_i1314" style="width:0;height:1.5pt" o:hralign="center" o:hrstd="t" o:hr="t" fillcolor="#a0a0a0" stroked="f"/>
+          <v:rect id="_x0000_i1038" style="width:0;height:1.5pt" o:hralign="center" o:hrstd="t" o:hr="t" fillcolor="#a0a0a0" stroked="f"/>
         </w:pict>
       </w:r>
     </w:p>
@@ -1338,7 +1362,7 @@
     <w:p>
       <w:r>
         <w:pict w14:anchorId="1F21C575">
-          <v:rect id="_x0000_i1315" style="width:0;height:1.5pt" o:hralign="center" o:hrstd="t" o:hr="t" fillcolor="#a0a0a0" stroked="f"/>
+          <v:rect id="_x0000_i1039" style="width:0;height:1.5pt" o:hralign="center" o:hrstd="t" o:hr="t" fillcolor="#a0a0a0" stroked="f"/>
         </w:pict>
       </w:r>
     </w:p>
@@ -1398,6 +1422,9 @@
             </m:sub>
           </m:sSub>
           <m:r>
+            <m:rPr>
+              <m:sty m:val="p"/>
+            </m:rPr>
             <w:br/>
           </m:r>
         </m:oMath>
@@ -1431,7 +1458,7 @@
     <w:p>
       <w:r>
         <w:pict w14:anchorId="6DA0CDD7">
-          <v:rect id="_x0000_i1316" style="width:0;height:1.5pt" o:hralign="center" o:hrstd="t" o:hr="t" fillcolor="#a0a0a0" stroked="f"/>
+          <v:rect id="_x0000_i1040" style="width:0;height:1.5pt" o:hralign="center" o:hrstd="t" o:hr="t" fillcolor="#a0a0a0" stroked="f"/>
         </w:pict>
       </w:r>
     </w:p>
@@ -1551,6 +1578,9 @@
             </m:e>
           </m:func>
           <m:r>
+            <m:rPr>
+              <m:sty m:val="p"/>
+            </m:rPr>
             <w:br/>
           </m:r>
         </m:oMath>
@@ -1584,7 +1614,7 @@
     <w:p>
       <w:r>
         <w:pict w14:anchorId="4D05A4DF">
-          <v:rect id="_x0000_i1317" style="width:0;height:1.5pt" o:hralign="center" o:hrstd="t" o:hr="t" fillcolor="#a0a0a0" stroked="f"/>
+          <v:rect id="_x0000_i1041" style="width:0;height:1.5pt" o:hralign="center" o:hrstd="t" o:hr="t" fillcolor="#a0a0a0" stroked="f"/>
         </w:pict>
       </w:r>
     </w:p>
@@ -1653,6 +1683,9 @@
             </m:sub>
           </m:sSub>
           <m:r>
+            <m:rPr>
+              <m:sty m:val="p"/>
+            </m:rPr>
             <w:br/>
           </m:r>
         </m:oMath>
@@ -1676,7 +1709,7 @@
     <w:p>
       <w:r>
         <w:pict w14:anchorId="6C92CAE9">
-          <v:rect id="_x0000_i1318" style="width:0;height:1.5pt" o:hralign="center" o:hrstd="t" o:hr="t" fillcolor="#a0a0a0" stroked="f"/>
+          <v:rect id="_x0000_i1042" style="width:0;height:1.5pt" o:hralign="center" o:hrstd="t" o:hr="t" fillcolor="#a0a0a0" stroked="f"/>
         </w:pict>
       </w:r>
     </w:p>
@@ -1736,7 +1769,7 @@
     <w:p>
       <w:r>
         <w:pict w14:anchorId="567F4CEC">
-          <v:rect id="_x0000_i1319" style="width:0;height:1.5pt" o:hralign="center" o:hrstd="t" o:hr="t" fillcolor="#a0a0a0" stroked="f"/>
+          <v:rect id="_x0000_i1043" style="width:0;height:1.5pt" o:hralign="center" o:hrstd="t" o:hr="t" fillcolor="#a0a0a0" stroked="f"/>
         </w:pict>
       </w:r>
     </w:p>
@@ -1771,9 +1804,9 @@
             <m:t>ψ</m:t>
           </m:r>
           <m:r>
-            <w:rPr>
-              <w:i/>
-            </w:rPr>
+            <m:rPr>
+              <m:sty m:val="p"/>
+            </m:rPr>
             <w:br/>
           </m:r>
         </m:oMath>
@@ -1847,6 +1880,9 @@
             </m:den>
           </m:f>
           <m:r>
+            <m:rPr>
+              <m:sty m:val="p"/>
+            </m:rPr>
             <w:br/>
           </m:r>
         </m:oMath>
@@ -1872,7 +1908,7 @@
     <w:p>
       <w:r>
         <w:pict w14:anchorId="6CB6D25F">
-          <v:rect id="_x0000_i1320" style="width:0;height:1.5pt" o:hralign="center" o:hrstd="t" o:hr="t" fillcolor="#a0a0a0" stroked="f"/>
+          <v:rect id="_x0000_i1044" style="width:0;height:1.5pt" o:hralign="center" o:hrstd="t" o:hr="t" fillcolor="#a0a0a0" stroked="f"/>
         </w:pict>
       </w:r>
     </w:p>
@@ -1934,7 +1970,7 @@
     <w:p>
       <w:r>
         <w:pict w14:anchorId="3CB18225">
-          <v:rect id="_x0000_i1321" style="width:0;height:1.5pt" o:hralign="center" o:hrstd="t" o:hr="t" fillcolor="#a0a0a0" stroked="f"/>
+          <v:rect id="_x0000_i1045" style="width:0;height:1.5pt" o:hralign="center" o:hrstd="t" o:hr="t" fillcolor="#a0a0a0" stroked="f"/>
         </w:pict>
       </w:r>
     </w:p>
@@ -1974,7 +2010,7 @@
     <w:p>
       <w:r>
         <w:pict w14:anchorId="00DA9432">
-          <v:rect id="_x0000_i1322" style="width:0;height:1.5pt" o:hralign="center" o:hrstd="t" o:hr="t" fillcolor="#a0a0a0" stroked="f"/>
+          <v:rect id="_x0000_i1046" style="width:0;height:1.5pt" o:hralign="center" o:hrstd="t" o:hr="t" fillcolor="#a0a0a0" stroked="f"/>
         </w:pict>
       </w:r>
     </w:p>
@@ -2136,6 +2172,9 @@
             </m:e>
           </m:d>
           <m:r>
+            <m:rPr>
+              <m:sty m:val="p"/>
+            </m:rPr>
             <w:br/>
           </m:r>
         </m:oMath>
@@ -2144,7 +2183,7 @@
     <w:p>
       <w:r>
         <w:pict w14:anchorId="5C73F1F8">
-          <v:rect id="_x0000_i1323" style="width:0;height:1.5pt" o:hralign="center" o:hrstd="t" o:hr="t" fillcolor="#a0a0a0" stroked="f"/>
+          <v:rect id="_x0000_i1047" style="width:0;height:1.5pt" o:hralign="center" o:hrstd="t" o:hr="t" fillcolor="#a0a0a0" stroked="f"/>
         </w:pict>
       </w:r>
     </w:p>
@@ -2173,9 +2212,9 @@
             <m:t>H=0.4ZZ-0.8XI+...</m:t>
           </m:r>
           <m:r>
-            <w:rPr>
-              <w:i/>
-            </w:rPr>
+            <m:rPr>
+              <m:sty m:val="p"/>
+            </m:rPr>
             <w:br/>
           </m:r>
         </m:oMath>
@@ -2184,7 +2223,7 @@
     <w:p>
       <w:r>
         <w:pict w14:anchorId="67168C96">
-          <v:rect id="_x0000_i1324" style="width:0;height:1.5pt" o:hralign="center" o:hrstd="t" o:hr="t" fillcolor="#a0a0a0" stroked="f"/>
+          <v:rect id="_x0000_i1048" style="width:0;height:1.5pt" o:hralign="center" o:hrstd="t" o:hr="t" fillcolor="#a0a0a0" stroked="f"/>
         </w:pict>
       </w:r>
     </w:p>
@@ -2228,7 +2267,7 @@
     <w:p>
       <w:r>
         <w:pict w14:anchorId="671C4575">
-          <v:rect id="_x0000_i1325" style="width:0;height:1.5pt" o:hralign="center" o:hrstd="t" o:hr="t" fillcolor="#a0a0a0" stroked="f"/>
+          <v:rect id="_x0000_i1049" style="width:0;height:1.5pt" o:hralign="center" o:hrstd="t" o:hr="t" fillcolor="#a0a0a0" stroked="f"/>
         </w:pict>
       </w:r>
     </w:p>
@@ -2270,7 +2309,7 @@
     <w:p>
       <w:r>
         <w:pict w14:anchorId="42A19A15">
-          <v:rect id="_x0000_i1326" style="width:0;height:1.5pt" o:hralign="center" o:hrstd="t" o:hr="t" fillcolor="#a0a0a0" stroked="f"/>
+          <v:rect id="_x0000_i1050" style="width:0;height:1.5pt" o:hralign="center" o:hrstd="t" o:hr="t" fillcolor="#a0a0a0" stroked="f"/>
         </w:pict>
       </w:r>
     </w:p>
@@ -2297,7 +2336,7 @@
     <w:p>
       <w:r>
         <w:pict w14:anchorId="4CA0E5C7">
-          <v:rect id="_x0000_i1327" style="width:0;height:1.5pt" o:hralign="center" o:hrstd="t" o:hr="t" fillcolor="#a0a0a0" stroked="f"/>
+          <v:rect id="_x0000_i1051" style="width:0;height:1.5pt" o:hralign="center" o:hrstd="t" o:hr="t" fillcolor="#a0a0a0" stroked="f"/>
         </w:pict>
       </w:r>
     </w:p>
@@ -2332,9 +2371,9 @@
             <m:t>ψ</m:t>
           </m:r>
           <m:r>
-            <w:rPr>
-              <w:i/>
-            </w:rPr>
+            <m:rPr>
+              <m:sty m:val="p"/>
+            </m:rPr>
             <w:br/>
           </m:r>
         </m:oMath>
@@ -2360,9 +2399,9 @@
             <m:t>∣∣ψ∣∣=1.</m:t>
           </m:r>
           <m:r>
-            <w:rPr>
-              <w:i/>
-            </w:rPr>
+            <m:rPr>
+              <m:sty m:val="p"/>
+            </m:rPr>
             <w:br/>
           </m:r>
         </m:oMath>
@@ -2376,7 +2415,7 @@
     <w:p>
       <w:r>
         <w:pict w14:anchorId="539BEE71">
-          <v:rect id="_x0000_i1328" style="width:0;height:1.5pt" o:hralign="center" o:hrstd="t" o:hr="t" fillcolor="#a0a0a0" stroked="f"/>
+          <v:rect id="_x0000_i1052" style="width:0;height:1.5pt" o:hralign="center" o:hrstd="t" o:hr="t" fillcolor="#a0a0a0" stroked="f"/>
         </w:pict>
       </w:r>
     </w:p>
@@ -2398,7 +2437,7 @@
     <w:p>
       <w:r>
         <w:pict w14:anchorId="20173527">
-          <v:rect id="_x0000_i1329" style="width:0;height:1.5pt" o:hralign="center" o:hrstd="t" o:hr="t" fillcolor="#a0a0a0" stroked="f"/>
+          <v:rect id="_x0000_i1053" style="width:0;height:1.5pt" o:hralign="center" o:hrstd="t" o:hr="t" fillcolor="#a0a0a0" stroked="f"/>
         </w:pict>
       </w:r>
     </w:p>
@@ -2471,6 +2510,9 @@
             </m:sup>
           </m:sSup>
           <m:r>
+            <m:rPr>
+              <m:sty m:val="p"/>
+            </m:rPr>
             <w:br/>
           </m:r>
         </m:oMath>
@@ -2484,7 +2526,7 @@
     <w:p>
       <w:r>
         <w:pict w14:anchorId="355ED350">
-          <v:rect id="_x0000_i1330" style="width:0;height:1.5pt" o:hralign="center" o:hrstd="t" o:hr="t" fillcolor="#a0a0a0" stroked="f"/>
+          <v:rect id="_x0000_i1054" style="width:0;height:1.5pt" o:hralign="center" o:hrstd="t" o:hr="t" fillcolor="#a0a0a0" stroked="f"/>
         </w:pict>
       </w:r>
     </w:p>
@@ -2547,6 +2589,9 @@
             </m:sup>
           </m:sSup>
           <m:r>
+            <m:rPr>
+              <m:sty m:val="p"/>
+            </m:rPr>
             <w:br/>
           </m:r>
         </m:oMath>
@@ -2599,7 +2644,7 @@
     <w:p>
       <w:r>
         <w:pict w14:anchorId="11DD7C1B">
-          <v:rect id="_x0000_i1331" style="width:0;height:1.5pt" o:hralign="center" o:hrstd="t" o:hr="t" fillcolor="#a0a0a0" stroked="f"/>
+          <v:rect id="_x0000_i1055" style="width:0;height:1.5pt" o:hralign="center" o:hrstd="t" o:hr="t" fillcolor="#a0a0a0" stroked="f"/>
         </w:pict>
       </w:r>
     </w:p>
@@ -2641,7 +2686,7 @@
     <w:p>
       <w:r>
         <w:pict w14:anchorId="78EEDBB1">
-          <v:rect id="_x0000_i1332" style="width:0;height:1.5pt" o:hralign="center" o:hrstd="t" o:hr="t" fillcolor="#a0a0a0" stroked="f"/>
+          <v:rect id="_x0000_i1056" style="width:0;height:1.5pt" o:hralign="center" o:hrstd="t" o:hr="t" fillcolor="#a0a0a0" stroked="f"/>
         </w:pict>
       </w:r>
     </w:p>
@@ -2694,6 +2739,9 @@
             </m:sup>
           </m:sSup>
           <m:r>
+            <m:rPr>
+              <m:sty m:val="p"/>
+            </m:rPr>
             <w:br/>
           </m:r>
         </m:oMath>
@@ -2735,7 +2783,7 @@
     <w:p>
       <w:r>
         <w:pict w14:anchorId="7E6F04DE">
-          <v:rect id="_x0000_i1333" style="width:0;height:1.5pt" o:hralign="center" o:hrstd="t" o:hr="t" fillcolor="#a0a0a0" stroked="f"/>
+          <v:rect id="_x0000_i1057" style="width:0;height:1.5pt" o:hralign="center" o:hrstd="t" o:hr="t" fillcolor="#a0a0a0" stroked="f"/>
         </w:pict>
       </w:r>
     </w:p>
@@ -2773,6 +2821,9 @@
             </m:sup>
           </m:sSup>
           <m:r>
+            <m:rPr>
+              <m:sty m:val="p"/>
+            </m:rPr>
             <w:br/>
           </m:r>
         </m:oMath>
@@ -2854,9 +2905,9 @@
             <m:t>+⋯</m:t>
           </m:r>
           <m:r>
-            <w:rPr>
-              <w:i/>
-            </w:rPr>
+            <m:rPr>
+              <m:sty m:val="p"/>
+            </m:rPr>
             <w:br/>
           </m:r>
         </m:oMath>
@@ -2870,7 +2921,7 @@
     <w:p>
       <w:r>
         <w:pict w14:anchorId="041AA453">
-          <v:rect id="_x0000_i1334" style="width:0;height:1.5pt" o:hralign="center" o:hrstd="t" o:hr="t" fillcolor="#a0a0a0" stroked="f"/>
+          <v:rect id="_x0000_i1058" style="width:0;height:1.5pt" o:hralign="center" o:hrstd="t" o:hr="t" fillcolor="#a0a0a0" stroked="f"/>
         </w:pict>
       </w:r>
     </w:p>
@@ -2913,7 +2964,7 @@
     <w:p>
       <w:r>
         <w:pict w14:anchorId="0D1EB861">
-          <v:rect id="_x0000_i1335" style="width:0;height:1.5pt" o:hralign="center" o:hrstd="t" o:hr="t" fillcolor="#a0a0a0" stroked="f"/>
+          <v:rect id="_x0000_i1059" style="width:0;height:1.5pt" o:hralign="center" o:hrstd="t" o:hr="t" fillcolor="#a0a0a0" stroked="f"/>
         </w:pict>
       </w:r>
     </w:p>
@@ -2955,7 +3006,7 @@
     <w:p>
       <w:r>
         <w:pict w14:anchorId="6E942BDD">
-          <v:rect id="_x0000_i1336" style="width:0;height:1.5pt" o:hralign="center" o:hrstd="t" o:hr="t" fillcolor="#a0a0a0" stroked="f"/>
+          <v:rect id="_x0000_i1060" style="width:0;height:1.5pt" o:hralign="center" o:hrstd="t" o:hr="t" fillcolor="#a0a0a0" stroked="f"/>
         </w:pict>
       </w:r>
     </w:p>
@@ -3024,7 +3075,7 @@
     <w:p>
       <w:r>
         <w:pict w14:anchorId="4563BA31">
-          <v:rect id="_x0000_i1337" style="width:0;height:1.5pt" o:hralign="center" o:hrstd="t" o:hr="t" fillcolor="#a0a0a0" stroked="f"/>
+          <v:rect id="_x0000_i1061" style="width:0;height:1.5pt" o:hralign="center" o:hrstd="t" o:hr="t" fillcolor="#a0a0a0" stroked="f"/>
         </w:pict>
       </w:r>
     </w:p>
@@ -3095,9 +3146,9 @@
             <m:t>.</m:t>
           </m:r>
           <m:r>
-            <w:rPr>
-              <w:i/>
-            </w:rPr>
+            <m:rPr>
+              <m:sty m:val="p"/>
+            </m:rPr>
             <w:br/>
           </m:r>
         </m:oMath>
@@ -3141,7 +3192,7 @@
     <w:p>
       <w:r>
         <w:pict w14:anchorId="1DEABBDA">
-          <v:rect id="_x0000_i1338" style="width:0;height:1.5pt" o:hralign="center" o:hrstd="t" o:hr="t" fillcolor="#a0a0a0" stroked="f"/>
+          <v:rect id="_x0000_i1062" style="width:0;height:1.5pt" o:hralign="center" o:hrstd="t" o:hr="t" fillcolor="#a0a0a0" stroked="f"/>
         </w:pict>
       </w:r>
     </w:p>
@@ -3259,6 +3310,9 @@
             </m:sub>
           </m:sSub>
           <m:r>
+            <m:rPr>
+              <m:sty m:val="p"/>
+            </m:rPr>
             <w:br/>
           </m:r>
         </m:oMath>
@@ -3272,7 +3326,7 @@
     <w:p>
       <w:r>
         <w:pict w14:anchorId="513549B3">
-          <v:rect id="_x0000_i1339" style="width:0;height:1.5pt" o:hralign="center" o:hrstd="t" o:hr="t" fillcolor="#a0a0a0" stroked="f"/>
+          <v:rect id="_x0000_i1063" style="width:0;height:1.5pt" o:hralign="center" o:hrstd="t" o:hr="t" fillcolor="#a0a0a0" stroked="f"/>
         </w:pict>
       </w:r>
     </w:p>
@@ -3372,6 +3426,9 @@
             </m:sub>
           </m:sSub>
           <m:r>
+            <m:rPr>
+              <m:sty m:val="p"/>
+            </m:rPr>
             <w:br/>
           </m:r>
         </m:oMath>
@@ -3385,7 +3442,7 @@
     <w:p>
       <w:r>
         <w:pict w14:anchorId="04593804">
-          <v:rect id="_x0000_i1340" style="width:0;height:1.5pt" o:hralign="center" o:hrstd="t" o:hr="t" fillcolor="#a0a0a0" stroked="f"/>
+          <v:rect id="_x0000_i1064" style="width:0;height:1.5pt" o:hralign="center" o:hrstd="t" o:hr="t" fillcolor="#a0a0a0" stroked="f"/>
         </w:pict>
       </w:r>
     </w:p>
@@ -3436,7 +3493,7 @@
       <w:r>
         <w:lastRenderedPageBreak/>
         <w:pict w14:anchorId="6DC698B7">
-          <v:rect id="_x0000_i1341" style="width:0;height:1.5pt" o:hralign="center" o:hrstd="t" o:hr="t" fillcolor="#a0a0a0" stroked="f"/>
+          <v:rect id="_x0000_i1065" style="width:0;height:1.5pt" o:hralign="center" o:hrstd="t" o:hr="t" fillcolor="#a0a0a0" stroked="f"/>
         </w:pict>
       </w:r>
     </w:p>
@@ -3499,7 +3556,7 @@
     <w:p>
       <w:r>
         <w:pict w14:anchorId="76DD8536">
-          <v:rect id="_x0000_i1342" style="width:0;height:1.5pt" o:hralign="center" o:hrstd="t" o:hr="t" fillcolor="#a0a0a0" stroked="f"/>
+          <v:rect id="_x0000_i1066" style="width:0;height:1.5pt" o:hralign="center" o:hrstd="t" o:hr="t" fillcolor="#a0a0a0" stroked="f"/>
         </w:pict>
       </w:r>
     </w:p>
@@ -3533,7 +3590,7 @@
     <w:p>
       <w:r>
         <w:pict w14:anchorId="2B4C55A4">
-          <v:rect id="_x0000_i1343" style="width:0;height:1.5pt" o:hralign="center" o:hrstd="t" o:hr="t" fillcolor="#a0a0a0" stroked="f"/>
+          <v:rect id="_x0000_i1067" style="width:0;height:1.5pt" o:hralign="center" o:hrstd="t" o:hr="t" fillcolor="#a0a0a0" stroked="f"/>
         </w:pict>
       </w:r>
     </w:p>
@@ -3620,7 +3677,7 @@
     <w:p>
       <w:r>
         <w:pict w14:anchorId="2A7E3325">
-          <v:rect id="_x0000_i1344" style="width:0;height:1.5pt" o:hralign="center" o:hrstd="t" o:hr="t" fillcolor="#a0a0a0" stroked="f"/>
+          <v:rect id="_x0000_i1068" style="width:0;height:1.5pt" o:hralign="center" o:hrstd="t" o:hr="t" fillcolor="#a0a0a0" stroked="f"/>
         </w:pict>
       </w:r>
     </w:p>
@@ -3673,7 +3730,7 @@
     <w:p>
       <w:r>
         <w:pict w14:anchorId="467CDF9E">
-          <v:rect id="_x0000_i1345" style="width:0;height:1.5pt" o:hralign="center" o:hrstd="t" o:hr="t" fillcolor="#a0a0a0" stroked="f"/>
+          <v:rect id="_x0000_i1069" style="width:0;height:1.5pt" o:hralign="center" o:hrstd="t" o:hr="t" fillcolor="#a0a0a0" stroked="f"/>
         </w:pict>
       </w:r>
     </w:p>
@@ -4153,7 +4210,7 @@
     <w:p>
       <w:r>
         <w:pict w14:anchorId="3F9B8DAF">
-          <v:rect id="_x0000_i1346" style="width:0;height:1.5pt" o:hralign="center" o:hrstd="t" o:hr="t" fillcolor="#a0a0a0" stroked="f"/>
+          <v:rect id="_x0000_i1070" style="width:0;height:1.5pt" o:hralign="center" o:hrstd="t" o:hr="t" fillcolor="#a0a0a0" stroked="f"/>
         </w:pict>
       </w:r>
     </w:p>
@@ -4231,6 +4288,9 @@
     <w:p/>
     <w:p>
       <w:r>
+        <w:rPr>
+          <w:noProof/>
+        </w:rPr>
         <w:lastRenderedPageBreak/>
         <w:drawing>
           <wp:inline distT="0" distB="0" distL="0" distR="0" wp14:anchorId="083C9C0D" wp14:editId="6DE12358">
@@ -4305,6 +4365,9 @@
     </w:p>
     <w:p>
       <w:r>
+        <w:rPr>
+          <w:noProof/>
+        </w:rPr>
         <w:drawing>
           <wp:inline distT="0" distB="0" distL="0" distR="0" wp14:anchorId="7238AE51" wp14:editId="622B381D">
             <wp:extent cx="5731510" cy="3183890"/>
@@ -4350,6 +4413,9 @@
     </w:p>
     <w:p>
       <w:r>
+        <w:rPr>
+          <w:noProof/>
+        </w:rPr>
         <w:drawing>
           <wp:inline distT="0" distB="0" distL="0" distR="0" wp14:anchorId="3D242655" wp14:editId="2DFEDB2C">
             <wp:extent cx="5731510" cy="3183890"/>
@@ -4403,6 +4469,9 @@
     </w:p>
     <w:p>
       <w:r>
+        <w:rPr>
+          <w:noProof/>
+        </w:rPr>
         <w:drawing>
           <wp:inline distT="0" distB="0" distL="0" distR="0" wp14:anchorId="02CF9DE8" wp14:editId="74B636F2">
             <wp:extent cx="5731510" cy="3183890"/>
@@ -4662,6 +4731,734 @@
     <w:p>
       <w:r>
         <w:lastRenderedPageBreak/>
+        <w:t xml:space="preserve">R4 thingy for classical used: </w:t>
+      </w:r>
+    </w:p>
+    <w:p>
+      <w:r>
+        <w:rPr>
+          <w:noProof/>
+        </w:rPr>
+        <w:drawing>
+          <wp:inline distT="0" distB="0" distL="0" distR="0" wp14:anchorId="7D74CE74" wp14:editId="01C688B1">
+            <wp:extent cx="5731510" cy="3183890"/>
+            <wp:effectExtent l="0" t="0" r="2540" b="0"/>
+            <wp:docPr id="397003106" name="Picture 1"/>
+            <wp:cNvGraphicFramePr>
+              <a:graphicFrameLocks xmlns:a="http://schemas.openxmlformats.org/drawingml/2006/main" noChangeAspect="1"/>
+            </wp:cNvGraphicFramePr>
+            <a:graphic xmlns:a="http://schemas.openxmlformats.org/drawingml/2006/main">
+              <a:graphicData uri="http://schemas.openxmlformats.org/drawingml/2006/picture">
+                <pic:pic xmlns:pic="http://schemas.openxmlformats.org/drawingml/2006/picture">
+                  <pic:nvPicPr>
+                    <pic:cNvPr id="397003106" name=""/>
+                    <pic:cNvPicPr/>
+                  </pic:nvPicPr>
+                  <pic:blipFill>
+                    <a:blip r:embed="rId9"/>
+                    <a:stretch>
+                      <a:fillRect/>
+                    </a:stretch>
+                  </pic:blipFill>
+                  <pic:spPr>
+                    <a:xfrm>
+                      <a:off x="0" y="0"/>
+                      <a:ext cx="5731510" cy="3183890"/>
+                    </a:xfrm>
+                    <a:prstGeom prst="rect">
+                      <a:avLst/>
+                    </a:prstGeom>
+                  </pic:spPr>
+                </pic:pic>
+              </a:graphicData>
+            </a:graphic>
+          </wp:inline>
+        </w:drawing>
+      </w:r>
+    </w:p>
+    <w:p>
+      <w:r>
+        <w:t xml:space="preserve">CFL </w:t>
+      </w:r>
+      <w:proofErr w:type="gramStart"/>
+      <w:r>
+        <w:t>advection :</w:t>
+      </w:r>
+      <w:proofErr w:type="gramEnd"/>
+      <w:r>
+        <w:t xml:space="preserve"> 0.0320</w:t>
+      </w:r>
+    </w:p>
+    <w:p>
+      <w:r>
+        <w:t xml:space="preserve">CFL </w:t>
+      </w:r>
+      <w:proofErr w:type="gramStart"/>
+      <w:r>
+        <w:t>diffusion :</w:t>
+      </w:r>
+      <w:proofErr w:type="gramEnd"/>
+      <w:r>
+        <w:t xml:space="preserve"> 0.0512</w:t>
+      </w:r>
+    </w:p>
+    <w:p>
+      <w:r>
+        <w:t xml:space="preserve">L2 </w:t>
+      </w:r>
+      <w:proofErr w:type="gramStart"/>
+      <w:r>
+        <w:t>error :</w:t>
+      </w:r>
+      <w:proofErr w:type="gramEnd"/>
+      <w:r>
+        <w:t xml:space="preserve">     7.10e-03</w:t>
+      </w:r>
+    </w:p>
+    <w:p>
+      <w:r>
+        <w:t>Hamiltonian reconstruction error: 4.26e-14</w:t>
+      </w:r>
+    </w:p>
+    <w:p>
+      <w:r>
+        <w:t>Number of Pauli terms: 47</w:t>
+      </w:r>
+    </w:p>
+    <w:p>
+      <w:r>
+        <w:t xml:space="preserve">Using device: </w:t>
+      </w:r>
+      <w:proofErr w:type="spellStart"/>
+      <w:r>
+        <w:t>cpu</w:t>
+      </w:r>
+      <w:proofErr w:type="spellEnd"/>
+    </w:p>
+    <w:p>
+      <w:r>
+        <w:t xml:space="preserve">Training PINN (a minute or two on </w:t>
+      </w:r>
+      <w:proofErr w:type="gramStart"/>
+      <w:r>
+        <w:t>CPU)...</w:t>
+      </w:r>
+      <w:proofErr w:type="gramEnd"/>
+    </w:p>
+    <w:p>
+      <w:r>
+        <w:t xml:space="preserve">epoch     </w:t>
+      </w:r>
+      <w:proofErr w:type="gramStart"/>
+      <w:r>
+        <w:t>0  loss</w:t>
+      </w:r>
+      <w:proofErr w:type="gramEnd"/>
+      <w:r>
+        <w:t xml:space="preserve"> 3.227e+</w:t>
+      </w:r>
+      <w:proofErr w:type="gramStart"/>
+      <w:r>
+        <w:t>00  (</w:t>
+      </w:r>
+      <w:proofErr w:type="spellStart"/>
+      <w:proofErr w:type="gramEnd"/>
+      <w:r>
+        <w:t>pde</w:t>
+      </w:r>
+      <w:proofErr w:type="spellEnd"/>
+      <w:r>
+        <w:t xml:space="preserve"> 1.57e-04, </w:t>
+      </w:r>
+      <w:proofErr w:type="spellStart"/>
+      <w:r>
+        <w:t>ic</w:t>
+      </w:r>
+      <w:proofErr w:type="spellEnd"/>
+      <w:r>
+        <w:t xml:space="preserve"> 2.76e-01, </w:t>
+      </w:r>
+      <w:proofErr w:type="spellStart"/>
+      <w:r>
+        <w:t>bc</w:t>
+      </w:r>
+      <w:proofErr w:type="spellEnd"/>
+      <w:r>
+        <w:t xml:space="preserve"> 4.69e-02)</w:t>
+      </w:r>
+    </w:p>
+    <w:p>
+      <w:r>
+        <w:t xml:space="preserve">epoch   </w:t>
+      </w:r>
+      <w:proofErr w:type="gramStart"/>
+      <w:r>
+        <w:t>500  loss</w:t>
+      </w:r>
+      <w:proofErr w:type="gramEnd"/>
+      <w:r>
+        <w:t xml:space="preserve"> 4.886e-</w:t>
+      </w:r>
+      <w:proofErr w:type="gramStart"/>
+      <w:r>
+        <w:t>02  (</w:t>
+      </w:r>
+      <w:proofErr w:type="spellStart"/>
+      <w:proofErr w:type="gramEnd"/>
+      <w:r>
+        <w:t>pde</w:t>
+      </w:r>
+      <w:proofErr w:type="spellEnd"/>
+      <w:r>
+        <w:t xml:space="preserve"> 2.28e-02, </w:t>
+      </w:r>
+      <w:proofErr w:type="spellStart"/>
+      <w:r>
+        <w:t>ic</w:t>
+      </w:r>
+      <w:proofErr w:type="spellEnd"/>
+      <w:r>
+        <w:t xml:space="preserve"> 2.13e-03, </w:t>
+      </w:r>
+      <w:proofErr w:type="spellStart"/>
+      <w:r>
+        <w:t>bc</w:t>
+      </w:r>
+      <w:proofErr w:type="spellEnd"/>
+      <w:r>
+        <w:t xml:space="preserve"> 4.76e-04)</w:t>
+      </w:r>
+    </w:p>
+    <w:p/>
+    <w:p>
+      <w:r>
+        <w:t>=== L2 error vs classical FTCS (reference) ===</w:t>
+      </w:r>
+    </w:p>
+    <w:p>
+      <w:r>
+        <w:t xml:space="preserve">Cole-Hopf + exact </w:t>
+      </w:r>
+      <w:proofErr w:type="gramStart"/>
+      <w:r>
+        <w:t>exp(Tt)     :</w:t>
+      </w:r>
+      <w:proofErr w:type="gramEnd"/>
+      <w:r>
+        <w:t xml:space="preserve"> 5.030e-03</w:t>
+      </w:r>
+    </w:p>
+    <w:p>
+      <w:r>
+        <w:t xml:space="preserve">Cole-Hopf + LCU (K=6)       </w:t>
+      </w:r>
+      <w:proofErr w:type="gramStart"/>
+      <w:r>
+        <w:t xml:space="preserve">  :</w:t>
+      </w:r>
+      <w:proofErr w:type="gramEnd"/>
+      <w:r>
+        <w:t xml:space="preserve"> 5.030e-03+0.000e+00j   </w:t>
+      </w:r>
+    </w:p>
+    <w:p>
+      <w:r>
+        <w:t xml:space="preserve">PINN                        </w:t>
+      </w:r>
+      <w:proofErr w:type="gramStart"/>
+      <w:r>
+        <w:t xml:space="preserve">  :</w:t>
+      </w:r>
+      <w:proofErr w:type="gramEnd"/>
+      <w:r>
+        <w:t xml:space="preserve"> 6.776e-03</w:t>
+      </w:r>
+    </w:p>
+    <w:p/>
+    <w:p/>
+    <w:p>
+      <w:r>
+        <w:lastRenderedPageBreak/>
+        <w:t xml:space="preserve">Just checking exact and </w:t>
+      </w:r>
+      <w:proofErr w:type="spellStart"/>
+      <w:r>
+        <w:t>lcu</w:t>
+      </w:r>
+      <w:proofErr w:type="spellEnd"/>
+      <w:r>
+        <w:t xml:space="preserve"> method: </w:t>
+      </w:r>
+      <w:r>
+        <w:br/>
+      </w:r>
+      <w:r>
+        <w:drawing>
+          <wp:inline distT="0" distB="0" distL="0" distR="0" wp14:anchorId="16196ADC" wp14:editId="6F9592A6">
+            <wp:extent cx="5731510" cy="3183890"/>
+            <wp:effectExtent l="0" t="0" r="2540" b="0"/>
+            <wp:docPr id="323915951" name="Picture 1"/>
+            <wp:cNvGraphicFramePr>
+              <a:graphicFrameLocks xmlns:a="http://schemas.openxmlformats.org/drawingml/2006/main" noChangeAspect="1"/>
+            </wp:cNvGraphicFramePr>
+            <a:graphic xmlns:a="http://schemas.openxmlformats.org/drawingml/2006/main">
+              <a:graphicData uri="http://schemas.openxmlformats.org/drawingml/2006/picture">
+                <pic:pic xmlns:pic="http://schemas.openxmlformats.org/drawingml/2006/picture">
+                  <pic:nvPicPr>
+                    <pic:cNvPr id="323915951" name=""/>
+                    <pic:cNvPicPr/>
+                  </pic:nvPicPr>
+                  <pic:blipFill>
+                    <a:blip r:embed="rId10"/>
+                    <a:stretch>
+                      <a:fillRect/>
+                    </a:stretch>
+                  </pic:blipFill>
+                  <pic:spPr>
+                    <a:xfrm>
+                      <a:off x="0" y="0"/>
+                      <a:ext cx="5731510" cy="3183890"/>
+                    </a:xfrm>
+                    <a:prstGeom prst="rect">
+                      <a:avLst/>
+                    </a:prstGeom>
+                  </pic:spPr>
+                </pic:pic>
+              </a:graphicData>
+            </a:graphic>
+          </wp:inline>
+        </w:drawing>
+      </w:r>
+    </w:p>
+    <w:p>
+      <w:r>
+        <w:t>=== L2 error vs classical FTCS (reference) ===</w:t>
+      </w:r>
+    </w:p>
+    <w:p>
+      <w:r>
+        <w:t xml:space="preserve">Cole-Hopf + exact </w:t>
+      </w:r>
+      <w:proofErr w:type="gramStart"/>
+      <w:r>
+        <w:t>exp(Tt)     :</w:t>
+      </w:r>
+      <w:proofErr w:type="gramEnd"/>
+      <w:r>
+        <w:t xml:space="preserve"> 5.030e-03</w:t>
+      </w:r>
+    </w:p>
+    <w:p>
+      <w:r>
+        <w:t xml:space="preserve">Cole-Hopf + LCU (K=6)       </w:t>
+      </w:r>
+      <w:proofErr w:type="gramStart"/>
+      <w:r>
+        <w:t xml:space="preserve">  :</w:t>
+      </w:r>
+      <w:proofErr w:type="gramEnd"/>
+      <w:r>
+        <w:t xml:space="preserve"> 5.030e-03+0.000e+00j</w:t>
+      </w:r>
+    </w:p>
+    <w:p/>
+    <w:p/>
+    <w:p>
+      <w:proofErr w:type="spellStart"/>
+      <w:proofErr w:type="gramStart"/>
+      <w:r>
+        <w:t>Classical,quant</w:t>
+      </w:r>
+      <w:proofErr w:type="gramEnd"/>
+      <w:r>
+        <w:t>,pinn</w:t>
+      </w:r>
+      <w:proofErr w:type="spellEnd"/>
+      <w:r>
+        <w:t>:</w:t>
+      </w:r>
+    </w:p>
+    <w:p>
+      <w:r>
+        <w:drawing>
+          <wp:inline distT="0" distB="0" distL="0" distR="0" wp14:anchorId="380A4A19" wp14:editId="41F1FA43">
+            <wp:extent cx="5731510" cy="2456180"/>
+            <wp:effectExtent l="0" t="0" r="2540" b="1270"/>
+            <wp:docPr id="94023186" name="Picture 1"/>
+            <wp:cNvGraphicFramePr>
+              <a:graphicFrameLocks xmlns:a="http://schemas.openxmlformats.org/drawingml/2006/main" noChangeAspect="1"/>
+            </wp:cNvGraphicFramePr>
+            <a:graphic xmlns:a="http://schemas.openxmlformats.org/drawingml/2006/main">
+              <a:graphicData uri="http://schemas.openxmlformats.org/drawingml/2006/picture">
+                <pic:pic xmlns:pic="http://schemas.openxmlformats.org/drawingml/2006/picture">
+                  <pic:nvPicPr>
+                    <pic:cNvPr id="94023186" name=""/>
+                    <pic:cNvPicPr/>
+                  </pic:nvPicPr>
+                  <pic:blipFill>
+                    <a:blip r:embed="rId11"/>
+                    <a:stretch>
+                      <a:fillRect/>
+                    </a:stretch>
+                  </pic:blipFill>
+                  <pic:spPr>
+                    <a:xfrm>
+                      <a:off x="0" y="0"/>
+                      <a:ext cx="5731510" cy="2456180"/>
+                    </a:xfrm>
+                    <a:prstGeom prst="rect">
+                      <a:avLst/>
+                    </a:prstGeom>
+                  </pic:spPr>
+                </pic:pic>
+              </a:graphicData>
+            </a:graphic>
+          </wp:inline>
+        </w:drawing>
+      </w:r>
+    </w:p>
+    <w:p>
+      <w:r>
+        <w:t xml:space="preserve">CFL </w:t>
+      </w:r>
+      <w:proofErr w:type="gramStart"/>
+      <w:r>
+        <w:t>advection :</w:t>
+      </w:r>
+      <w:proofErr w:type="gramEnd"/>
+      <w:r>
+        <w:t xml:space="preserve"> 0.0320</w:t>
+      </w:r>
+    </w:p>
+    <w:p>
+      <w:r>
+        <w:t xml:space="preserve">CFL </w:t>
+      </w:r>
+      <w:proofErr w:type="gramStart"/>
+      <w:r>
+        <w:t>diffusion :</w:t>
+      </w:r>
+      <w:proofErr w:type="gramEnd"/>
+      <w:r>
+        <w:t xml:space="preserve"> 0.0512</w:t>
+      </w:r>
+    </w:p>
+    <w:p>
+      <w:r>
+        <w:t xml:space="preserve">L2 </w:t>
+      </w:r>
+      <w:proofErr w:type="gramStart"/>
+      <w:r>
+        <w:t>error :</w:t>
+      </w:r>
+      <w:proofErr w:type="gramEnd"/>
+      <w:r>
+        <w:t xml:space="preserve">     7.10e-03</w:t>
+      </w:r>
+    </w:p>
+    <w:p>
+      <w:r>
+        <w:lastRenderedPageBreak/>
+        <w:t>Hamiltonian reconstruction error: 4.26e-14</w:t>
+      </w:r>
+    </w:p>
+    <w:p>
+      <w:r>
+        <w:t>Number of Pauli terms: 47</w:t>
+      </w:r>
+    </w:p>
+    <w:p>
+      <w:r>
+        <w:t xml:space="preserve">Using device: </w:t>
+      </w:r>
+      <w:proofErr w:type="spellStart"/>
+      <w:r>
+        <w:t>cpu</w:t>
+      </w:r>
+      <w:proofErr w:type="spellEnd"/>
+    </w:p>
+    <w:p>
+      <w:r>
+        <w:t>Training PINN ...</w:t>
+      </w:r>
+    </w:p>
+    <w:p>
+      <w:r>
+        <w:t xml:space="preserve">epoch     </w:t>
+      </w:r>
+      <w:proofErr w:type="gramStart"/>
+      <w:r>
+        <w:t>0  loss</w:t>
+      </w:r>
+      <w:proofErr w:type="gramEnd"/>
+      <w:r>
+        <w:t xml:space="preserve"> 3.227e+</w:t>
+      </w:r>
+      <w:proofErr w:type="gramStart"/>
+      <w:r>
+        <w:t>00  (</w:t>
+      </w:r>
+      <w:proofErr w:type="spellStart"/>
+      <w:proofErr w:type="gramEnd"/>
+      <w:r>
+        <w:t>pde</w:t>
+      </w:r>
+      <w:proofErr w:type="spellEnd"/>
+      <w:r>
+        <w:t xml:space="preserve"> 1.57e-04, </w:t>
+      </w:r>
+      <w:proofErr w:type="spellStart"/>
+      <w:r>
+        <w:t>ic</w:t>
+      </w:r>
+      <w:proofErr w:type="spellEnd"/>
+      <w:r>
+        <w:t xml:space="preserve"> 2.76e-01, </w:t>
+      </w:r>
+      <w:proofErr w:type="spellStart"/>
+      <w:r>
+        <w:t>bc</w:t>
+      </w:r>
+      <w:proofErr w:type="spellEnd"/>
+      <w:r>
+        <w:t xml:space="preserve"> 4.69e-02)</w:t>
+      </w:r>
+    </w:p>
+    <w:p>
+      <w:r>
+        <w:t xml:space="preserve">epoch   </w:t>
+      </w:r>
+      <w:proofErr w:type="gramStart"/>
+      <w:r>
+        <w:t>500  loss</w:t>
+      </w:r>
+      <w:proofErr w:type="gramEnd"/>
+      <w:r>
+        <w:t xml:space="preserve"> 4.886e-</w:t>
+      </w:r>
+      <w:proofErr w:type="gramStart"/>
+      <w:r>
+        <w:t>02  (</w:t>
+      </w:r>
+      <w:proofErr w:type="spellStart"/>
+      <w:proofErr w:type="gramEnd"/>
+      <w:r>
+        <w:t>pde</w:t>
+      </w:r>
+      <w:proofErr w:type="spellEnd"/>
+      <w:r>
+        <w:t xml:space="preserve"> 2.28e-02, </w:t>
+      </w:r>
+      <w:proofErr w:type="spellStart"/>
+      <w:r>
+        <w:t>ic</w:t>
+      </w:r>
+      <w:proofErr w:type="spellEnd"/>
+      <w:r>
+        <w:t xml:space="preserve"> 2.13e-03, </w:t>
+      </w:r>
+      <w:proofErr w:type="spellStart"/>
+      <w:r>
+        <w:t>bc</w:t>
+      </w:r>
+      <w:proofErr w:type="spellEnd"/>
+      <w:r>
+        <w:t xml:space="preserve"> 4.76e-04)</w:t>
+      </w:r>
+    </w:p>
+    <w:p>
+      <w:proofErr w:type="gramStart"/>
+      <w:r>
+        <w:t>epoch  1000</w:t>
+      </w:r>
+      <w:proofErr w:type="gramEnd"/>
+      <w:r>
+        <w:t xml:space="preserve">  loss 5.479e-</w:t>
+      </w:r>
+      <w:proofErr w:type="gramStart"/>
+      <w:r>
+        <w:t>03  (</w:t>
+      </w:r>
+      <w:proofErr w:type="spellStart"/>
+      <w:proofErr w:type="gramEnd"/>
+      <w:r>
+        <w:t>pde</w:t>
+      </w:r>
+      <w:proofErr w:type="spellEnd"/>
+      <w:r>
+        <w:t xml:space="preserve"> 3.23e-03, </w:t>
+      </w:r>
+      <w:proofErr w:type="spellStart"/>
+      <w:r>
+        <w:t>ic</w:t>
+      </w:r>
+      <w:proofErr w:type="spellEnd"/>
+      <w:r>
+        <w:t xml:space="preserve"> 9.75e-05, </w:t>
+      </w:r>
+      <w:proofErr w:type="spellStart"/>
+      <w:r>
+        <w:t>bc</w:t>
+      </w:r>
+      <w:proofErr w:type="spellEnd"/>
+      <w:r>
+        <w:t xml:space="preserve"> 1.28e-04)</w:t>
+      </w:r>
+    </w:p>
+    <w:p>
+      <w:proofErr w:type="gramStart"/>
+      <w:r>
+        <w:t>epoch  1500</w:t>
+      </w:r>
+      <w:proofErr w:type="gramEnd"/>
+      <w:r>
+        <w:t xml:space="preserve">  loss 3.662e-</w:t>
+      </w:r>
+      <w:proofErr w:type="gramStart"/>
+      <w:r>
+        <w:t>03  (</w:t>
+      </w:r>
+      <w:proofErr w:type="spellStart"/>
+      <w:proofErr w:type="gramEnd"/>
+      <w:r>
+        <w:t>pde</w:t>
+      </w:r>
+      <w:proofErr w:type="spellEnd"/>
+      <w:r>
+        <w:t xml:space="preserve"> 1.85e-03, </w:t>
+      </w:r>
+      <w:proofErr w:type="spellStart"/>
+      <w:r>
+        <w:t>ic</w:t>
+      </w:r>
+      <w:proofErr w:type="spellEnd"/>
+      <w:r>
+        <w:t xml:space="preserve"> 5.98e-05, </w:t>
+      </w:r>
+      <w:proofErr w:type="spellStart"/>
+      <w:r>
+        <w:t>bc</w:t>
+      </w:r>
+      <w:proofErr w:type="spellEnd"/>
+      <w:r>
+        <w:t xml:space="preserve"> 1.21e-04)</w:t>
+      </w:r>
+    </w:p>
+    <w:p>
+      <w:proofErr w:type="gramStart"/>
+      <w:r>
+        <w:t>epoch  2000</w:t>
+      </w:r>
+      <w:proofErr w:type="gramEnd"/>
+      <w:r>
+        <w:t xml:space="preserve">  loss 2.835e-</w:t>
+      </w:r>
+      <w:proofErr w:type="gramStart"/>
+      <w:r>
+        <w:t>03  (</w:t>
+      </w:r>
+      <w:proofErr w:type="spellStart"/>
+      <w:proofErr w:type="gramEnd"/>
+      <w:r>
+        <w:t>pde</w:t>
+      </w:r>
+      <w:proofErr w:type="spellEnd"/>
+      <w:r>
+        <w:t xml:space="preserve"> 1.37e-03, </w:t>
+      </w:r>
+      <w:proofErr w:type="spellStart"/>
+      <w:r>
+        <w:t>ic</w:t>
+      </w:r>
+      <w:proofErr w:type="spellEnd"/>
+      <w:r>
+        <w:t xml:space="preserve"> 3.55e-05, </w:t>
+      </w:r>
+      <w:proofErr w:type="spellStart"/>
+      <w:r>
+        <w:t>bc</w:t>
+      </w:r>
+      <w:proofErr w:type="spellEnd"/>
+      <w:r>
+        <w:t xml:space="preserve"> 1.11e-04)</w:t>
+      </w:r>
+    </w:p>
+    <w:p>
+      <w:proofErr w:type="gramStart"/>
+      <w:r>
+        <w:t>epoch  2500</w:t>
+      </w:r>
+      <w:proofErr w:type="gramEnd"/>
+      <w:r>
+        <w:t xml:space="preserve">  loss 2.012e-</w:t>
+      </w:r>
+      <w:proofErr w:type="gramStart"/>
+      <w:r>
+        <w:t>02  (</w:t>
+      </w:r>
+      <w:proofErr w:type="spellStart"/>
+      <w:proofErr w:type="gramEnd"/>
+      <w:r>
+        <w:t>pde</w:t>
+      </w:r>
+      <w:proofErr w:type="spellEnd"/>
+      <w:r>
+        <w:t xml:space="preserve"> 2.40e-03, </w:t>
+      </w:r>
+      <w:proofErr w:type="spellStart"/>
+      <w:r>
+        <w:t>ic</w:t>
+      </w:r>
+      <w:proofErr w:type="spellEnd"/>
+      <w:r>
+        <w:t xml:space="preserve"> 5.30e-04, </w:t>
+      </w:r>
+      <w:proofErr w:type="spellStart"/>
+      <w:r>
+        <w:t>bc</w:t>
+      </w:r>
+      <w:proofErr w:type="spellEnd"/>
+      <w:r>
+        <w:t xml:space="preserve"> 1.24e-03)</w:t>
+      </w:r>
+    </w:p>
+    <w:p/>
+    <w:p>
+      <w:r>
+        <w:t>=== L2 error comparison ===</w:t>
+      </w:r>
+    </w:p>
+    <w:p>
+      <w:r>
+        <w:t xml:space="preserve">Cole-Hopf + LCU (K=6)       </w:t>
+      </w:r>
+      <w:proofErr w:type="gramStart"/>
+      <w:r>
+        <w:t xml:space="preserve">  :</w:t>
+      </w:r>
+      <w:proofErr w:type="gramEnd"/>
+      <w:r>
+        <w:t xml:space="preserve"> 5.030e-03+0.000e+00j   </w:t>
+      </w:r>
+    </w:p>
+    <w:p>
+      <w:r>
+        <w:t xml:space="preserve">PINN                        </w:t>
+      </w:r>
+      <w:proofErr w:type="gramStart"/>
+      <w:r>
+        <w:t xml:space="preserve">  :</w:t>
+      </w:r>
+      <w:proofErr w:type="gramEnd"/>
+      <w:r>
+        <w:t xml:space="preserve"> 4.990e-03</w:t>
+      </w:r>
+    </w:p>
+    <w:p/>
+    <w:p/>
+    <w:p/>
+    <w:p>
+      <w:r>
         <w:t xml:space="preserve">This project solves the </w:t>
       </w:r>
       <w:r>
@@ -4881,6 +5678,7 @@
     </w:p>
     <w:p>
       <w:r>
+        <w:lastRenderedPageBreak/>
         <w:t xml:space="preserve">For the quantum approach, I represented the finite-difference diffusion operator as a </w:t>
       </w:r>
       <w:r>
@@ -5261,7 +6059,6 @@
     </w:p>
     <w:p>
       <w:r>
-        <w:lastRenderedPageBreak/>
         <w:t>LCU in detail:</w:t>
       </w:r>
       <w:r>
@@ -5284,7 +6081,7 @@
     <w:p>
       <w:r>
         <w:pict w14:anchorId="445E87AF">
-          <v:rect id="_x0000_i1483" style="width:0;height:1.5pt" o:hralign="center" o:hrstd="t" o:hr="t" fillcolor="#a0a0a0" stroked="f"/>
+          <v:rect id="_x0000_i1071" style="width:0;height:1.5pt" o:hralign="center" o:hrstd="t" o:hr="t" fillcolor="#a0a0a0" stroked="f"/>
         </w:pict>
       </w:r>
     </w:p>
@@ -5357,6 +6154,7 @@
     </w:p>
     <w:p>
       <w:r>
+        <w:lastRenderedPageBreak/>
         <w:t>[</w:t>
       </w:r>
       <w:r>
@@ -5468,7 +6266,7 @@
     <w:p>
       <w:r>
         <w:pict w14:anchorId="79880C0B">
-          <v:rect id="_x0000_i1484" style="width:0;height:1.5pt" o:hralign="center" o:hrstd="t" o:hr="t" fillcolor="#a0a0a0" stroked="f"/>
+          <v:rect id="_x0000_i1072" style="width:0;height:1.5pt" o:hralign="center" o:hrstd="t" o:hr="t" fillcolor="#a0a0a0" stroked="f"/>
         </w:pict>
       </w:r>
     </w:p>
@@ -5517,7 +6315,6 @@
     </w:p>
     <w:p>
       <w:r>
-        <w:lastRenderedPageBreak/>
         <w:t>[</w:t>
       </w:r>
       <w:r>
@@ -5575,7 +6372,7 @@
     <w:p>
       <w:r>
         <w:pict w14:anchorId="7342FDDA">
-          <v:rect id="_x0000_i1485" style="width:0;height:1.5pt" o:hralign="center" o:hrstd="t" o:hr="t" fillcolor="#a0a0a0" stroked="f"/>
+          <v:rect id="_x0000_i1073" style="width:0;height:1.5pt" o:hralign="center" o:hrstd="t" o:hr="t" fillcolor="#a0a0a0" stroked="f"/>
         </w:pict>
       </w:r>
     </w:p>
@@ -5624,6 +6421,7 @@
     </w:p>
     <w:p>
       <w:r>
+        <w:lastRenderedPageBreak/>
         <w:t>[</w:t>
       </w:r>
       <w:r>
@@ -5791,9 +6589,8 @@
     </w:p>
     <w:p>
       <w:r>
-        <w:lastRenderedPageBreak/>
         <w:pict w14:anchorId="6C1177C6">
-          <v:rect id="_x0000_i1486" style="width:0;height:1.5pt" o:hralign="center" o:hrstd="t" o:hr="t" fillcolor="#a0a0a0" stroked="f"/>
+          <v:rect id="_x0000_i1074" style="width:0;height:1.5pt" o:hralign="center" o:hrstd="t" o:hr="t" fillcolor="#a0a0a0" stroked="f"/>
         </w:pict>
       </w:r>
     </w:p>
@@ -5949,6 +6746,7 @@
     </w:p>
     <w:p>
       <w:r>
+        <w:lastRenderedPageBreak/>
         <w:t>I</w:t>
       </w:r>
       <w:r>
@@ -6120,9 +6918,6 @@
       </w:r>
       <w:r>
         <w:br/>
-      </w:r>
-      <w:r>
-        <w:lastRenderedPageBreak/>
         <w:t>\frac{(</w:t>
       </w:r>
       <w:proofErr w:type="spellStart"/>
@@ -6149,7 +6944,7 @@
     <w:p>
       <w:r>
         <w:pict w14:anchorId="752CD033">
-          <v:rect id="_x0000_i1487" style="width:0;height:1.5pt" o:hralign="center" o:hrstd="t" o:hr="t" fillcolor="#a0a0a0" stroked="f"/>
+          <v:rect id="_x0000_i1075" style="width:0;height:1.5pt" o:hralign="center" o:hrstd="t" o:hr="t" fillcolor="#a0a0a0" stroked="f"/>
         </w:pict>
       </w:r>
     </w:p>
@@ -6244,6 +7039,7 @@
     </w:p>
     <w:p>
       <w:r>
+        <w:lastRenderedPageBreak/>
         <w:t>Each Pauli string</w:t>
       </w:r>
     </w:p>
@@ -6362,7 +7158,6 @@
     </w:p>
     <w:p>
       <w:r>
-        <w:lastRenderedPageBreak/>
         <w:t>It repeatedly multiplies</w:t>
       </w:r>
     </w:p>
@@ -6426,7 +7221,7 @@
     <w:p>
       <w:r>
         <w:pict w14:anchorId="533C3CAC">
-          <v:rect id="_x0000_i1488" style="width:0;height:1.5pt" o:hralign="center" o:hrstd="t" o:hr="t" fillcolor="#a0a0a0" stroked="f"/>
+          <v:rect id="_x0000_i1076" style="width:0;height:1.5pt" o:hralign="center" o:hrstd="t" o:hr="t" fillcolor="#a0a0a0" stroked="f"/>
         </w:pict>
       </w:r>
     </w:p>
@@ -6452,6 +7247,7 @@
     </w:p>
     <w:p>
       <w:r>
+        <w:lastRenderedPageBreak/>
         <w:t>[</w:t>
       </w:r>
       <w:r>
@@ -6476,7 +7272,7 @@
     <w:p>
       <w:r>
         <w:pict w14:anchorId="48F06DF9">
-          <v:rect id="_x0000_i1489" style="width:0;height:1.5pt" o:hralign="center" o:hrstd="t" o:hr="t" fillcolor="#a0a0a0" stroked="f"/>
+          <v:rect id="_x0000_i1077" style="width:0;height:1.5pt" o:hralign="center" o:hrstd="t" o:hr="t" fillcolor="#a0a0a0" stroked="f"/>
         </w:pict>
       </w:r>
     </w:p>
@@ -6593,7 +7389,7 @@
     <w:p>
       <w:r>
         <w:pict w14:anchorId="4AB7BAFB">
-          <v:rect id="_x0000_i1490" style="width:0;height:1.5pt" o:hralign="center" o:hrstd="t" o:hr="t" fillcolor="#a0a0a0" stroked="f"/>
+          <v:rect id="_x0000_i1078" style="width:0;height:1.5pt" o:hralign="center" o:hrstd="t" o:hr="t" fillcolor="#a0a0a0" stroked="f"/>
         </w:pict>
       </w:r>
     </w:p>
@@ -6614,7 +7410,6 @@
     </w:p>
     <w:p>
       <w:r>
-        <w:lastRenderedPageBreak/>
         <w:t>Conditioned on ancilla state</w:t>
       </w:r>
     </w:p>
@@ -6677,7 +7472,7 @@
     <w:p>
       <w:r>
         <w:pict w14:anchorId="058CFAA4">
-          <v:rect id="_x0000_i1491" style="width:0;height:1.5pt" o:hralign="center" o:hrstd="t" o:hr="t" fillcolor="#a0a0a0" stroked="f"/>
+          <v:rect id="_x0000_i1079" style="width:0;height:1.5pt" o:hralign="center" o:hrstd="t" o:hr="t" fillcolor="#a0a0a0" stroked="f"/>
         </w:pict>
       </w:r>
     </w:p>
@@ -6708,6 +7503,7 @@
     </w:p>
     <w:p>
       <w:r>
+        <w:lastRenderedPageBreak/>
         <w:t>[</w:t>
       </w:r>
       <w:r>
@@ -6773,7 +7569,7 @@
     <w:p>
       <w:r>
         <w:pict w14:anchorId="0C7815B0">
-          <v:rect id="_x0000_i1492" style="width:0;height:1.5pt" o:hralign="center" o:hrstd="t" o:hr="t" fillcolor="#a0a0a0" stroked="f"/>
+          <v:rect id="_x0000_i1080" style="width:0;height:1.5pt" o:hralign="center" o:hrstd="t" o:hr="t" fillcolor="#a0a0a0" stroked="f"/>
         </w:pict>
       </w:r>
     </w:p>
@@ -6895,7 +7691,6 @@
     </w:p>
     <w:p>
       <w:r>
-        <w:lastRenderedPageBreak/>
         <w:t>Large (A)</w:t>
       </w:r>
     </w:p>
@@ -6912,7 +7707,7 @@
     <w:p>
       <w:r>
         <w:pict w14:anchorId="75E4A593">
-          <v:rect id="_x0000_i1493" style="width:0;height:1.5pt" o:hralign="center" o:hrstd="t" o:hr="t" fillcolor="#a0a0a0" stroked="f"/>
+          <v:rect id="_x0000_i1081" style="width:0;height:1.5pt" o:hralign="center" o:hrstd="t" o:hr="t" fillcolor="#a0a0a0" stroked="f"/>
         </w:pict>
       </w:r>
     </w:p>
@@ -7009,6 +7804,7 @@
     </w:p>
     <w:p>
       <w:r>
+        <w:lastRenderedPageBreak/>
         <w:t>[</w:t>
       </w:r>
       <w:r>
@@ -7077,7 +7873,7 @@
     <w:p>
       <w:r>
         <w:pict w14:anchorId="5FB0F1C9">
-          <v:rect id="_x0000_i1494" style="width:0;height:1.5pt" o:hralign="center" o:hrstd="t" o:hr="t" fillcolor="#a0a0a0" stroked="f"/>
+          <v:rect id="_x0000_i1082" style="width:0;height:1.5pt" o:hralign="center" o:hrstd="t" o:hr="t" fillcolor="#a0a0a0" stroked="f"/>
         </w:pict>
       </w:r>
     </w:p>
@@ -7152,20 +7948,130 @@
     </w:p>
     <w:p>
       <w:r>
+        <w:t>[</w:t>
+      </w:r>
+      <w:r>
+        <w:br/>
+        <w:t>e</w:t>
+      </w:r>
+      <w:proofErr w:type="gramStart"/>
+      <w:r>
+        <w:t>^{</w:t>
+      </w:r>
+      <w:proofErr w:type="gramEnd"/>
+      <w:r>
+        <w:t>0.01H}</w:t>
+      </w:r>
+      <w:r>
+        <w:br/>
+        <w:t>]</w:t>
+      </w:r>
+    </w:p>
+    <w:p>
+      <w:r>
+        <w:t>30 times.</w:t>
+      </w:r>
+    </w:p>
+    <w:p>
+      <w:r>
+        <w:t>Each approximation becomes much more accurate because</w:t>
+      </w:r>
+    </w:p>
+    <w:p>
+      <w:r>
+        <w:t>[</w:t>
+      </w:r>
+      <w:r>
+        <w:br/>
+        <w:t>||H\Delta t||</w:t>
+      </w:r>
+      <w:r>
+        <w:br/>
+        <w:t>]</w:t>
+      </w:r>
+    </w:p>
+    <w:p>
+      <w:r>
+        <w:t>is much smaller.</w:t>
+      </w:r>
+    </w:p>
+    <w:p>
+      <w:r>
+        <w:t xml:space="preserve">This is called </w:t>
+      </w:r>
+      <w:r>
+        <w:rPr>
+          <w:b/>
+          <w:bCs/>
+        </w:rPr>
+        <w:t>segmented LCU</w:t>
+      </w:r>
+      <w:r>
+        <w:t>.</w:t>
+      </w:r>
+    </w:p>
+    <w:p>
+      <w:r>
+        <w:t>Your code uses</w:t>
+      </w:r>
+    </w:p>
+    <w:p>
+      <w:proofErr w:type="spellStart"/>
+      <w:r>
+        <w:t>n_segments</w:t>
+      </w:r>
+      <w:proofErr w:type="spellEnd"/>
+      <w:r>
+        <w:t>=30</w:t>
+      </w:r>
+    </w:p>
+    <w:p>
+      <w:r>
+        <w:t>so</w:t>
+      </w:r>
+    </w:p>
+    <w:p>
+      <w:pPr>
+        <w:rPr>
+          <w:b/>
+          <w:bCs/>
+        </w:rPr>
+      </w:pPr>
+      <w:r>
+        <w:rPr>
+          <w:b/>
+          <w:bCs/>
+        </w:rPr>
         <w:lastRenderedPageBreak/>
         <w:t>[</w:t>
       </w:r>
       <w:r>
+        <w:rPr>
+          <w:b/>
+          <w:bCs/>
+        </w:rPr>
         <w:br/>
-        <w:t>e</w:t>
-      </w:r>
-      <w:proofErr w:type="gramStart"/>
-      <w:r>
-        <w:t>^{</w:t>
-      </w:r>
-      <w:proofErr w:type="gramEnd"/>
-      <w:r>
-        <w:t>0.01H}</w:t>
+        <w:t>\Delta t</w:t>
+      </w:r>
+    </w:p>
+    <w:p>
+      <w:pPr>
+        <w:rPr>
+          <w:b/>
+          <w:bCs/>
+        </w:rPr>
+      </w:pPr>
+      <w:r>
+        <w:rPr>
+          <w:b/>
+          <w:bCs/>
+        </w:rPr>
+        <w:t>0.3/30</w:t>
+      </w:r>
+    </w:p>
+    <w:p>
+      <w:r>
+        <w:t>0.01.</w:t>
       </w:r>
       <w:r>
         <w:br/>
@@ -7174,12 +8080,39 @@
     </w:p>
     <w:p>
       <w:r>
-        <w:t>30 times.</w:t>
-      </w:r>
-    </w:p>
-    <w:p>
-      <w:r>
-        <w:t>Each approximation becomes much more accurate because</w:t>
+        <w:pict w14:anchorId="22388FC0">
+          <v:rect id="_x0000_i1083" style="width:0;height:1.5pt" o:hralign="center" o:hrstd="t" o:hr="t" fillcolor="#a0a0a0" stroked="f"/>
+        </w:pict>
+      </w:r>
+    </w:p>
+    <w:p>
+      <w:pPr>
+        <w:rPr>
+          <w:b/>
+          <w:bCs/>
+        </w:rPr>
+      </w:pPr>
+      <w:r>
+        <w:rPr>
+          <w:b/>
+          <w:bCs/>
+        </w:rPr>
+        <w:t>Step 10: What is A?</w:t>
+      </w:r>
+    </w:p>
+    <w:p>
+      <w:r>
+        <w:t>Your output shows</w:t>
+      </w:r>
+    </w:p>
+    <w:p>
+      <w:r>
+        <w:t>A = 2.64 × 10^35</w:t>
+      </w:r>
+    </w:p>
+    <w:p>
+      <w:r>
+        <w:t>A is</w:t>
       </w:r>
     </w:p>
     <w:p>
@@ -7188,7 +8121,15 @@
       </w:r>
       <w:r>
         <w:br/>
-        <w:t>||H\Delta t||</w:t>
+        <w:t>A=\</w:t>
+      </w:r>
+      <w:proofErr w:type="spellStart"/>
+      <w:r>
+        <w:t>sum_i|c_i</w:t>
+      </w:r>
+      <w:proofErr w:type="spellEnd"/>
+      <w:r>
+        <w:t>|.</w:t>
       </w:r>
       <w:r>
         <w:br/>
@@ -7197,85 +8138,71 @@
     </w:p>
     <w:p>
       <w:r>
-        <w:t>is much smaller.</w:t>
-      </w:r>
-    </w:p>
-    <w:p>
-      <w:r>
-        <w:t xml:space="preserve">This is called </w:t>
-      </w:r>
-      <w:r>
-        <w:rPr>
-          <w:b/>
-          <w:bCs/>
-        </w:rPr>
-        <w:t>segmented LCU</w:t>
-      </w:r>
-      <w:r>
-        <w:t>.</w:t>
-      </w:r>
-    </w:p>
-    <w:p>
-      <w:r>
-        <w:t>Your code uses</w:t>
-      </w:r>
-    </w:p>
-    <w:p>
+        <w:t>It measures how "large" the linear combination is.</w:t>
+      </w:r>
+    </w:p>
+    <w:p>
+      <w:r>
+        <w:t>The larger (A),</w:t>
+      </w:r>
+    </w:p>
+    <w:p>
+      <w:r>
+        <w:t>the lower the probability of obtaining the correct ancilla measurement.</w:t>
+      </w:r>
+    </w:p>
+    <w:p>
+      <w:r>
+        <w:pict w14:anchorId="6EEF8985">
+          <v:rect id="_x0000_i1084" style="width:0;height:1.5pt" o:hralign="center" o:hrstd="t" o:hr="t" fillcolor="#a0a0a0" stroked="f"/>
+        </w:pict>
+      </w:r>
+    </w:p>
+    <w:p>
+      <w:pPr>
+        <w:rPr>
+          <w:b/>
+          <w:bCs/>
+        </w:rPr>
+      </w:pPr>
+      <w:r>
+        <w:rPr>
+          <w:b/>
+          <w:bCs/>
+        </w:rPr>
+        <w:t>Step 11: Why is the success probability tiny?</w:t>
+      </w:r>
+    </w:p>
+    <w:p>
+      <w:r>
+        <w:t>Your output shows</w:t>
+      </w:r>
+    </w:p>
+    <w:p>
+      <w:r>
+        <w:t>p = 1.26 × 10^-71</w:t>
+      </w:r>
+    </w:p>
+    <w:p>
+      <w:r>
+        <w:t>because</w:t>
+      </w:r>
+    </w:p>
+    <w:p>
+      <w:r>
+        <w:t>[</w:t>
+      </w:r>
+      <w:r>
+        <w:br/>
+        <w:t>p\</w:t>
+      </w:r>
       <w:proofErr w:type="spellStart"/>
       <w:r>
-        <w:t>n_segments</w:t>
+        <w:t>approx</w:t>
       </w:r>
       <w:proofErr w:type="spellEnd"/>
       <w:r>
-        <w:t>=30</w:t>
-      </w:r>
-    </w:p>
-    <w:p>
-      <w:r>
-        <w:t>so</w:t>
-      </w:r>
-    </w:p>
-    <w:p>
-      <w:pPr>
-        <w:rPr>
-          <w:b/>
-          <w:bCs/>
-        </w:rPr>
-      </w:pPr>
-      <w:r>
-        <w:rPr>
-          <w:b/>
-          <w:bCs/>
-        </w:rPr>
-        <w:t>[</w:t>
-      </w:r>
-      <w:r>
-        <w:rPr>
-          <w:b/>
-          <w:bCs/>
-        </w:rPr>
-        <w:br/>
-        <w:t>\Delta t</w:t>
-      </w:r>
-    </w:p>
-    <w:p>
-      <w:pPr>
-        <w:rPr>
-          <w:b/>
-          <w:bCs/>
-        </w:rPr>
-      </w:pPr>
-      <w:r>
-        <w:rPr>
-          <w:b/>
-          <w:bCs/>
-        </w:rPr>
-        <w:t>0.3/30</w:t>
-      </w:r>
-    </w:p>
-    <w:p>
-      <w:r>
-        <w:t>0.01.</w:t>
+        <w:t>\frac1{A^2}.</w:t>
       </w:r>
       <w:r>
         <w:br/>
@@ -7284,56 +8211,43 @@
     </w:p>
     <w:p>
       <w:r>
-        <w:pict w14:anchorId="22388FC0">
-          <v:rect id="_x0000_i1495" style="width:0;height:1.5pt" o:hralign="center" o:hrstd="t" o:hr="t" fillcolor="#a0a0a0" stroked="f"/>
-        </w:pict>
-      </w:r>
-    </w:p>
-    <w:p>
-      <w:pPr>
-        <w:rPr>
-          <w:b/>
-          <w:bCs/>
-        </w:rPr>
-      </w:pPr>
-      <w:r>
-        <w:rPr>
-          <w:b/>
-          <w:bCs/>
-        </w:rPr>
-        <w:t>Step 10: What is A?</w:t>
-      </w:r>
-    </w:p>
-    <w:p>
-      <w:r>
-        <w:t>Your output shows</w:t>
-      </w:r>
-    </w:p>
-    <w:p>
-      <w:r>
-        <w:t>A = 2.64 × 10^35</w:t>
-      </w:r>
-    </w:p>
-    <w:p>
-      <w:r>
-        <w:t>A is</w:t>
-      </w:r>
-    </w:p>
-    <w:p>
-      <w:r>
+        <w:t>Since</w:t>
+      </w:r>
+    </w:p>
+    <w:p>
+      <w:pPr>
+        <w:rPr>
+          <w:b/>
+          <w:bCs/>
+        </w:rPr>
+      </w:pPr>
+      <w:r>
+        <w:rPr>
+          <w:b/>
+          <w:bCs/>
+        </w:rPr>
         <w:t>[</w:t>
       </w:r>
       <w:r>
+        <w:rPr>
+          <w:b/>
+          <w:bCs/>
+        </w:rPr>
         <w:br/>
-        <w:t>A=\</w:t>
-      </w:r>
-      <w:proofErr w:type="spellStart"/>
-      <w:r>
-        <w:t>sum_i|c_i</w:t>
-      </w:r>
-      <w:proofErr w:type="spellEnd"/>
-      <w:r>
-        <w:t>|.</w:t>
+        <w:t>A</w:t>
+      </w:r>
+    </w:p>
+    <w:p>
+      <w:r>
+        <w:t>2.6\times10</w:t>
+      </w:r>
+      <w:proofErr w:type="gramStart"/>
+      <w:r>
+        <w:t>^{</w:t>
+      </w:r>
+      <w:proofErr w:type="gramEnd"/>
+      <w:r>
+        <w:t>35},</w:t>
       </w:r>
       <w:r>
         <w:br/>
@@ -7342,72 +8256,26 @@
     </w:p>
     <w:p>
       <w:r>
-        <w:t>It measures how "large" the linear combination is.</w:t>
-      </w:r>
-    </w:p>
-    <w:p>
-      <w:r>
-        <w:t>The larger (A),</w:t>
-      </w:r>
-    </w:p>
-    <w:p>
-      <w:r>
-        <w:t>the lower the probability of obtaining the correct ancilla measurement.</w:t>
-      </w:r>
-    </w:p>
-    <w:p>
-      <w:r>
-        <w:pict w14:anchorId="6EEF8985">
-          <v:rect id="_x0000_i1496" style="width:0;height:1.5pt" o:hralign="center" o:hrstd="t" o:hr="t" fillcolor="#a0a0a0" stroked="f"/>
-        </w:pict>
-      </w:r>
-    </w:p>
-    <w:p>
-      <w:pPr>
-        <w:rPr>
-          <w:b/>
-          <w:bCs/>
-        </w:rPr>
-      </w:pPr>
-      <w:r>
-        <w:rPr>
-          <w:b/>
-          <w:bCs/>
-        </w:rPr>
+        <w:t>[</w:t>
+      </w:r>
+      <w:r>
+        <w:br/>
+        <w:t>A^2</w:t>
+      </w:r>
+      <w:r>
+        <w:br/>
+      </w:r>
+      <w:r>
         <w:lastRenderedPageBreak/>
-        <w:t>Step 11: Why is the success probability tiny?</w:t>
-      </w:r>
-    </w:p>
-    <w:p>
-      <w:r>
-        <w:t>Your output shows</w:t>
-      </w:r>
-    </w:p>
-    <w:p>
-      <w:r>
-        <w:t>p = 1.26 × 10^-71</w:t>
-      </w:r>
-    </w:p>
-    <w:p>
-      <w:r>
-        <w:t>because</w:t>
-      </w:r>
-    </w:p>
-    <w:p>
-      <w:r>
-        <w:t>[</w:t>
-      </w:r>
-      <w:r>
-        <w:br/>
-        <w:t>p\</w:t>
-      </w:r>
-      <w:proofErr w:type="spellStart"/>
-      <w:r>
-        <w:t>approx</w:t>
-      </w:r>
-      <w:proofErr w:type="spellEnd"/>
-      <w:r>
-        <w:t>\frac1{A^2}.</w:t>
+        <w:t>\approx10</w:t>
+      </w:r>
+      <w:proofErr w:type="gramStart"/>
+      <w:r>
+        <w:t>^{</w:t>
+      </w:r>
+      <w:proofErr w:type="gramEnd"/>
+      <w:r>
+        <w:t>70},</w:t>
       </w:r>
       <w:r>
         <w:br/>
@@ -7416,35 +8284,16 @@
     </w:p>
     <w:p>
       <w:r>
-        <w:t>Since</w:t>
-      </w:r>
-    </w:p>
-    <w:p>
-      <w:pPr>
-        <w:rPr>
-          <w:b/>
-          <w:bCs/>
-        </w:rPr>
-      </w:pPr>
-      <w:r>
-        <w:rPr>
-          <w:b/>
-          <w:bCs/>
-        </w:rPr>
+        <w:t>giving approximately</w:t>
+      </w:r>
+    </w:p>
+    <w:p>
+      <w:r>
         <w:t>[</w:t>
       </w:r>
       <w:r>
-        <w:rPr>
-          <w:b/>
-          <w:bCs/>
-        </w:rPr>
         <w:br/>
-        <w:t>A</w:t>
-      </w:r>
-    </w:p>
-    <w:p>
-      <w:r>
-        <w:t>2.6\times10</w:t>
+        <w:t>10</w:t>
       </w:r>
       <w:proofErr w:type="gramStart"/>
       <w:r>
@@ -7452,7 +8301,7 @@
       </w:r>
       <w:proofErr w:type="gramEnd"/>
       <w:r>
-        <w:t>35},</w:t>
+        <w:t>-71}.</w:t>
       </w:r>
       <w:r>
         <w:br/>
@@ -7461,57 +8310,6 @@
     </w:p>
     <w:p>
       <w:r>
-        <w:t>[</w:t>
-      </w:r>
-      <w:r>
-        <w:br/>
-        <w:t>A^2</w:t>
-      </w:r>
-      <w:r>
-        <w:br/>
-        <w:t>\approx10</w:t>
-      </w:r>
-      <w:proofErr w:type="gramStart"/>
-      <w:r>
-        <w:t>^{</w:t>
-      </w:r>
-      <w:proofErr w:type="gramEnd"/>
-      <w:r>
-        <w:t>70},</w:t>
-      </w:r>
-      <w:r>
-        <w:br/>
-        <w:t>]</w:t>
-      </w:r>
-    </w:p>
-    <w:p>
-      <w:r>
-        <w:t>giving approximately</w:t>
-      </w:r>
-    </w:p>
-    <w:p>
-      <w:r>
-        <w:t>[</w:t>
-      </w:r>
-      <w:r>
-        <w:br/>
-        <w:t>10</w:t>
-      </w:r>
-      <w:proofErr w:type="gramStart"/>
-      <w:r>
-        <w:t>^{</w:t>
-      </w:r>
-      <w:proofErr w:type="gramEnd"/>
-      <w:r>
-        <w:t>-71}.</w:t>
-      </w:r>
-      <w:r>
-        <w:br/>
-        <w:t>]</w:t>
-      </w:r>
-    </w:p>
-    <w:p>
-      <w:r>
         <w:t xml:space="preserve">This is expected for a straightforward Taylor-series LCU and is why practical quantum algorithms use more advanced techniques such as </w:t>
       </w:r>
       <w:proofErr w:type="spellStart"/>
@@ -7550,7 +8348,7 @@
     <w:p>
       <w:r>
         <w:pict w14:anchorId="767BAC2C">
-          <v:rect id="_x0000_i1497" style="width:0;height:1.5pt" o:hralign="center" o:hrstd="t" o:hr="t" fillcolor="#a0a0a0" stroked="f"/>
+          <v:rect id="_x0000_i1085" style="width:0;height:1.5pt" o:hralign="center" o:hrstd="t" o:hr="t" fillcolor="#a0a0a0" stroked="f"/>
         </w:pict>
       </w:r>
     </w:p>
@@ -7594,6 +8392,98 @@
     <w:p>
       <w:r>
         <w:t>Cole-Hopf Transform</w:t>
+      </w:r>
+    </w:p>
+    <w:p>
+      <w:r>
+        <w:t xml:space="preserve">        │</w:t>
+      </w:r>
+    </w:p>
+    <w:p>
+      <w:r>
+        <w:t xml:space="preserve">        </w:t>
+      </w:r>
+      <w:r>
+        <w:rPr>
+          <w:rFonts w:ascii="Arial" w:hAnsi="Arial" w:cs="Arial"/>
+        </w:rPr>
+        <w:t>▼</w:t>
+      </w:r>
+    </w:p>
+    <w:p>
+      <w:r>
+        <w:t>Initial heat state ψ0</w:t>
+      </w:r>
+    </w:p>
+    <w:p>
+      <w:r>
+        <w:t xml:space="preserve">        │</w:t>
+      </w:r>
+    </w:p>
+    <w:p>
+      <w:r>
+        <w:t xml:space="preserve">        </w:t>
+      </w:r>
+      <w:r>
+        <w:rPr>
+          <w:rFonts w:ascii="Arial" w:hAnsi="Arial" w:cs="Arial"/>
+        </w:rPr>
+        <w:t>▼</w:t>
+      </w:r>
+    </w:p>
+    <w:p>
+      <w:r>
+        <w:t>Normalize ψ0</w:t>
+      </w:r>
+    </w:p>
+    <w:p>
+      <w:r>
+        <w:t xml:space="preserve">        │</w:t>
+      </w:r>
+    </w:p>
+    <w:p>
+      <w:r>
+        <w:t xml:space="preserve">        </w:t>
+      </w:r>
+      <w:r>
+        <w:rPr>
+          <w:rFonts w:ascii="Arial" w:hAnsi="Arial" w:cs="Arial"/>
+        </w:rPr>
+        <w:t>▼</w:t>
+      </w:r>
+    </w:p>
+    <w:p>
+      <w:r>
+        <w:t>Build Hamiltonian H</w:t>
+      </w:r>
+    </w:p>
+    <w:p>
+      <w:r>
+        <w:t xml:space="preserve">        │</w:t>
+      </w:r>
+    </w:p>
+    <w:p>
+      <w:r>
+        <w:t xml:space="preserve">        </w:t>
+      </w:r>
+      <w:r>
+        <w:rPr>
+          <w:rFonts w:ascii="Arial" w:hAnsi="Arial" w:cs="Arial"/>
+        </w:rPr>
+        <w:t>▼</w:t>
+      </w:r>
+    </w:p>
+    <w:p>
+      <w:r>
+        <w:t>Taylor expansion of exp(</w:t>
+      </w:r>
+      <w:proofErr w:type="spellStart"/>
+      <w:r>
+        <w:t>HΔt</w:t>
+      </w:r>
+      <w:proofErr w:type="spellEnd"/>
+      <w:r>
+        <w:t>)</w:t>
       </w:r>
     </w:p>
     <w:p>
@@ -7615,98 +8505,6 @@
     </w:p>
     <w:p>
       <w:r>
-        <w:t>Initial heat state ψ0</w:t>
-      </w:r>
-    </w:p>
-    <w:p>
-      <w:r>
-        <w:t xml:space="preserve">        │</w:t>
-      </w:r>
-    </w:p>
-    <w:p>
-      <w:r>
-        <w:t xml:space="preserve">        </w:t>
-      </w:r>
-      <w:r>
-        <w:rPr>
-          <w:rFonts w:ascii="Arial" w:hAnsi="Arial" w:cs="Arial"/>
-        </w:rPr>
-        <w:t>▼</w:t>
-      </w:r>
-    </w:p>
-    <w:p>
-      <w:r>
-        <w:t>Normalize ψ0</w:t>
-      </w:r>
-    </w:p>
-    <w:p>
-      <w:r>
-        <w:t xml:space="preserve">        │</w:t>
-      </w:r>
-    </w:p>
-    <w:p>
-      <w:r>
-        <w:t xml:space="preserve">        </w:t>
-      </w:r>
-      <w:r>
-        <w:rPr>
-          <w:rFonts w:ascii="Arial" w:hAnsi="Arial" w:cs="Arial"/>
-        </w:rPr>
-        <w:t>▼</w:t>
-      </w:r>
-    </w:p>
-    <w:p>
-      <w:r>
-        <w:t>Build Hamiltonian H</w:t>
-      </w:r>
-    </w:p>
-    <w:p>
-      <w:r>
-        <w:t xml:space="preserve">        │</w:t>
-      </w:r>
-    </w:p>
-    <w:p>
-      <w:r>
-        <w:t xml:space="preserve">        </w:t>
-      </w:r>
-      <w:r>
-        <w:rPr>
-          <w:rFonts w:ascii="Arial" w:hAnsi="Arial" w:cs="Arial"/>
-        </w:rPr>
-        <w:t>▼</w:t>
-      </w:r>
-    </w:p>
-    <w:p>
-      <w:r>
-        <w:t>Taylor expansion of exp(</w:t>
-      </w:r>
-      <w:proofErr w:type="spellStart"/>
-      <w:r>
-        <w:t>HΔt</w:t>
-      </w:r>
-      <w:proofErr w:type="spellEnd"/>
-      <w:r>
-        <w:t>)</w:t>
-      </w:r>
-    </w:p>
-    <w:p>
-      <w:r>
-        <w:t xml:space="preserve">        │</w:t>
-      </w:r>
-    </w:p>
-    <w:p>
-      <w:r>
-        <w:t xml:space="preserve">        </w:t>
-      </w:r>
-      <w:r>
-        <w:rPr>
-          <w:rFonts w:ascii="Arial" w:hAnsi="Arial" w:cs="Arial"/>
-        </w:rPr>
-        <w:t>▼</w:t>
-      </w:r>
-    </w:p>
-    <w:p>
-      <w:r>
         <w:t xml:space="preserve">Convert each </w:t>
       </w:r>
       <w:proofErr w:type="spellStart"/>
@@ -7838,7 +8636,6 @@
     </w:p>
     <w:p>
       <w:r>
-        <w:lastRenderedPageBreak/>
         <w:t>Recovered Burgers solution u(</w:t>
       </w:r>
       <w:proofErr w:type="spellStart"/>
@@ -7892,6 +8689,10 @@
     <w:p/>
     <w:p>
       <w:r>
+        <w:rPr>
+          <w:noProof/>
+        </w:rPr>
+        <w:lastRenderedPageBreak/>
         <w:drawing>
           <wp:inline distT="0" distB="0" distL="0" distR="0" wp14:anchorId="5FE7F1C3" wp14:editId="6650D2DA">
             <wp:extent cx="5731510" cy="2550160"/>
@@ -7908,7 +8709,7 @@
                     <pic:cNvPicPr/>
                   </pic:nvPicPr>
                   <pic:blipFill>
-                    <a:blip r:embed="rId9"/>
+                    <a:blip r:embed="rId12"/>
                     <a:stretch>
                       <a:fillRect/>
                     </a:stretch>
@@ -7935,6 +8736,1079 @@
       </w:r>
     </w:p>
     <w:p/>
+    <w:p>
+      <w:pPr>
+        <w:rPr>
+          <w:b/>
+          <w:bCs/>
+        </w:rPr>
+      </w:pPr>
+      <w:r>
+        <w:rPr>
+          <w:b/>
+          <w:bCs/>
+        </w:rPr>
+        <w:t>Why the FTCS graph is different</w:t>
+      </w:r>
+    </w:p>
+    <w:p>
+      <w:r>
+        <w:t xml:space="preserve">The FTCS solution is different because it is a </w:t>
+      </w:r>
+      <w:r>
+        <w:rPr>
+          <w:b/>
+          <w:bCs/>
+        </w:rPr>
+        <w:t>direct finite-difference approximation of the nonlinear Burgers' equation</w:t>
+      </w:r>
+      <w:r>
+        <w:t xml:space="preserve">, where numerical errors accumulate over many time steps. In contrast, the other methods either </w:t>
+      </w:r>
+      <w:r>
+        <w:rPr>
+          <w:b/>
+          <w:bCs/>
+        </w:rPr>
+        <w:t>solve the equivalent linear heat equation after the Cole–Hopf transformation</w:t>
+      </w:r>
+      <w:r>
+        <w:t xml:space="preserve"> (Exact and LCU) or </w:t>
+      </w:r>
+      <w:r>
+        <w:rPr>
+          <w:b/>
+          <w:bCs/>
+        </w:rPr>
+        <w:t>learn the continuous solution using a neural network</w:t>
+      </w:r>
+      <w:r>
+        <w:t xml:space="preserve"> (PINN). Consequently, the latter methods avoid the cumulative time-stepping errors inherent to FTCS and therefore produce a slightly different solution. In your results, this difference is small (L2 error ≈ </w:t>
+      </w:r>
+      <w:r>
+        <w:rPr>
+          <w:b/>
+          <w:bCs/>
+        </w:rPr>
+        <w:t>1.9 × 10</w:t>
+      </w:r>
+      <w:r>
+        <w:rPr>
+          <w:rFonts w:ascii="Cambria Math" w:hAnsi="Cambria Math" w:cs="Cambria Math"/>
+          <w:b/>
+          <w:bCs/>
+        </w:rPr>
+        <w:t>⁻</w:t>
+      </w:r>
+      <w:r>
+        <w:rPr>
+          <w:rFonts w:ascii="Aptos" w:hAnsi="Aptos" w:cs="Aptos"/>
+          <w:b/>
+          <w:bCs/>
+        </w:rPr>
+        <w:t>²</w:t>
+      </w:r>
+      <w:r>
+        <w:t>), indicating that all methods are solving essentially the same physical problem but with different numerical approaches.</w:t>
+      </w:r>
+    </w:p>
+    <w:p/>
+    <w:p>
+      <w:pPr>
+        <w:rPr>
+          <w:b/>
+          <w:bCs/>
+        </w:rPr>
+      </w:pPr>
+      <w:r>
+        <w:rPr>
+          <w:b/>
+          <w:bCs/>
+        </w:rPr>
+        <w:t>Why your implementation is still genuinely quantum</w:t>
+      </w:r>
+    </w:p>
+    <w:p>
+      <w:r>
+        <w:t xml:space="preserve">Although the evolution is simulated classically, the </w:t>
+      </w:r>
+      <w:r>
+        <w:rPr>
+          <w:b/>
+          <w:bCs/>
+        </w:rPr>
+        <w:t>algorithm itself is quantum</w:t>
+      </w:r>
+      <w:r>
+        <w:t xml:space="preserve"> because it includes quantum-specific constructs that have no classical analogue:</w:t>
+      </w:r>
+    </w:p>
+    <w:p>
+      <w:pPr>
+        <w:numPr>
+          <w:ilvl w:val="0"/>
+          <w:numId w:val="9"/>
+        </w:numPr>
+      </w:pPr>
+      <w:r>
+        <w:lastRenderedPageBreak/>
+        <w:t xml:space="preserve">Hamiltonian encoded as a </w:t>
+      </w:r>
+      <w:proofErr w:type="spellStart"/>
+      <w:r>
+        <w:rPr>
+          <w:b/>
+          <w:bCs/>
+        </w:rPr>
+        <w:t>SparsePauliOp</w:t>
+      </w:r>
+      <w:proofErr w:type="spellEnd"/>
+      <w:r>
+        <w:t xml:space="preserve"> </w:t>
+      </w:r>
+    </w:p>
+    <w:p>
+      <w:pPr>
+        <w:numPr>
+          <w:ilvl w:val="0"/>
+          <w:numId w:val="9"/>
+        </w:numPr>
+      </w:pPr>
+      <w:r>
+        <w:t xml:space="preserve">Initial condition encoded as a </w:t>
+      </w:r>
+      <w:r>
+        <w:rPr>
+          <w:b/>
+          <w:bCs/>
+        </w:rPr>
+        <w:t>quantum state</w:t>
+      </w:r>
+      <w:r>
+        <w:t xml:space="preserve"> </w:t>
+      </w:r>
+    </w:p>
+    <w:p>
+      <w:pPr>
+        <w:numPr>
+          <w:ilvl w:val="0"/>
+          <w:numId w:val="9"/>
+        </w:numPr>
+      </w:pPr>
+      <w:r>
+        <w:t xml:space="preserve">Time evolution formulated as </w:t>
+      </w:r>
+      <m:oMath>
+        <m:sSup>
+          <m:sSupPr>
+            <m:ctrlPr>
+              <w:rPr>
+                <w:rFonts w:ascii="Cambria Math" w:hAnsi="Cambria Math"/>
+              </w:rPr>
+            </m:ctrlPr>
+          </m:sSupPr>
+          <m:e>
+            <m:r>
+              <w:rPr>
+                <w:rFonts w:ascii="Cambria Math" w:hAnsi="Cambria Math"/>
+              </w:rPr>
+              <m:t>e</m:t>
+            </m:r>
+          </m:e>
+          <m:sup>
+            <m:r>
+              <w:rPr>
+                <w:rFonts w:ascii="Cambria Math" w:hAnsi="Cambria Math"/>
+              </w:rPr>
+              <m:t>-iHt</m:t>
+            </m:r>
+          </m:sup>
+        </m:sSup>
+      </m:oMath>
+      <w:r>
+        <w:t xml:space="preserve">(or its diffusion analogue) </w:t>
+      </w:r>
+    </w:p>
+    <w:p>
+      <w:pPr>
+        <w:numPr>
+          <w:ilvl w:val="0"/>
+          <w:numId w:val="9"/>
+        </w:numPr>
+      </w:pPr>
+      <w:r>
+        <w:t xml:space="preserve">LCU decomposition into Pauli operators </w:t>
+      </w:r>
+    </w:p>
+    <w:p>
+      <w:pPr>
+        <w:numPr>
+          <w:ilvl w:val="0"/>
+          <w:numId w:val="9"/>
+        </w:numPr>
+      </w:pPr>
+      <w:r>
+        <w:t xml:space="preserve">Quantum state preparation </w:t>
+      </w:r>
+    </w:p>
+    <w:p>
+      <w:pPr>
+        <w:numPr>
+          <w:ilvl w:val="0"/>
+          <w:numId w:val="9"/>
+        </w:numPr>
+      </w:pPr>
+      <w:r>
+        <w:t xml:space="preserve">Quantum circuit construction in </w:t>
+      </w:r>
+      <w:proofErr w:type="spellStart"/>
+      <w:r>
+        <w:t>Qiskit</w:t>
+      </w:r>
+      <w:proofErr w:type="spellEnd"/>
+      <w:r>
+        <w:t xml:space="preserve"> </w:t>
+      </w:r>
+    </w:p>
+    <w:p>
+      <w:r>
+        <w:t xml:space="preserve">The classical computer is </w:t>
+      </w:r>
+      <w:r>
+        <w:rPr>
+          <w:b/>
+          <w:bCs/>
+        </w:rPr>
+        <w:t>simulating the execution of these quantum operations</w:t>
+      </w:r>
+      <w:r>
+        <w:t>, not replacing them with a different numerical method.</w:t>
+      </w:r>
+    </w:p>
+    <w:p/>
+    <w:p>
+      <w:r>
+        <w:t xml:space="preserve">The main limitation is </w:t>
+      </w:r>
+      <w:r>
+        <w:rPr>
+          <w:b/>
+          <w:bCs/>
+        </w:rPr>
+        <w:t>current quantum hardware (NISQ devices)</w:t>
+      </w:r>
+      <w:r>
+        <w:t>.</w:t>
+      </w:r>
+    </w:p>
+    <w:p>
+      <w:r>
+        <w:t>To solve the Burgers' equation completely on a quantum computer, several components are required:</w:t>
+      </w:r>
+    </w:p>
+    <w:p>
+      <w:pPr>
+        <w:numPr>
+          <w:ilvl w:val="0"/>
+          <w:numId w:val="10"/>
+        </w:numPr>
+      </w:pPr>
+      <w:r>
+        <w:t xml:space="preserve">Efficient state preparation of the initial condition. </w:t>
+      </w:r>
+    </w:p>
+    <w:p>
+      <w:pPr>
+        <w:numPr>
+          <w:ilvl w:val="0"/>
+          <w:numId w:val="10"/>
+        </w:numPr>
+      </w:pPr>
+      <w:r>
+        <w:t xml:space="preserve">Hamiltonian simulation for long evolution times. </w:t>
+      </w:r>
+    </w:p>
+    <w:p>
+      <w:pPr>
+        <w:numPr>
+          <w:ilvl w:val="0"/>
+          <w:numId w:val="10"/>
+        </w:numPr>
+      </w:pPr>
+      <w:r>
+        <w:t xml:space="preserve">Measurement of the final quantum state. </w:t>
+      </w:r>
+    </w:p>
+    <w:p>
+      <w:pPr>
+        <w:numPr>
+          <w:ilvl w:val="0"/>
+          <w:numId w:val="10"/>
+        </w:numPr>
+      </w:pPr>
+      <w:r>
+        <w:t xml:space="preserve">Repeating the circuit many times to reconstruct the solution. </w:t>
+      </w:r>
+    </w:p>
+    <w:p>
+      <w:r>
+        <w:t>Current quantum computers have:</w:t>
+      </w:r>
+    </w:p>
+    <w:p>
+      <w:pPr>
+        <w:numPr>
+          <w:ilvl w:val="0"/>
+          <w:numId w:val="11"/>
+        </w:numPr>
+      </w:pPr>
+      <w:r>
+        <w:t xml:space="preserve">only tens to a few hundred noisy qubits, </w:t>
+      </w:r>
+    </w:p>
+    <w:p>
+      <w:pPr>
+        <w:numPr>
+          <w:ilvl w:val="0"/>
+          <w:numId w:val="11"/>
+        </w:numPr>
+      </w:pPr>
+      <w:r>
+        <w:t xml:space="preserve">limited circuit depth before decoherence, </w:t>
+      </w:r>
+    </w:p>
+    <w:p>
+      <w:pPr>
+        <w:numPr>
+          <w:ilvl w:val="0"/>
+          <w:numId w:val="11"/>
+        </w:numPr>
+      </w:pPr>
+      <w:r>
+        <w:t xml:space="preserve">gate errors, </w:t>
+      </w:r>
+    </w:p>
+    <w:p>
+      <w:pPr>
+        <w:numPr>
+          <w:ilvl w:val="0"/>
+          <w:numId w:val="11"/>
+        </w:numPr>
+      </w:pPr>
+      <w:r>
+        <w:t xml:space="preserve">measurement noise, </w:t>
+      </w:r>
+    </w:p>
+    <w:p>
+      <w:pPr>
+        <w:numPr>
+          <w:ilvl w:val="0"/>
+          <w:numId w:val="11"/>
+        </w:numPr>
+      </w:pPr>
+      <w:r>
+        <w:t xml:space="preserve">expensive state tomography. </w:t>
+      </w:r>
+    </w:p>
+    <w:p>
+      <w:r>
+        <w:t>For a PDE solver, these limitations make obtaining an accurate solution impractical.</w:t>
+      </w:r>
+    </w:p>
+    <w:p>
+      <w:r>
+        <w:pict w14:anchorId="3879F707">
+          <v:rect id="_x0000_i1086" style="width:0;height:1.5pt" o:hralign="center" o:hrstd="t" o:hr="t" fillcolor="#a0a0a0" stroked="f"/>
+        </w:pict>
+      </w:r>
+    </w:p>
+    <w:p>
+      <w:pPr>
+        <w:rPr>
+          <w:b/>
+          <w:bCs/>
+        </w:rPr>
+      </w:pPr>
+      <w:r>
+        <w:rPr>
+          <w:b/>
+          <w:bCs/>
+        </w:rPr>
+        <w:t xml:space="preserve">Why use classical simulation with </w:t>
+      </w:r>
+      <w:proofErr w:type="spellStart"/>
+      <w:r>
+        <w:rPr>
+          <w:b/>
+          <w:bCs/>
+        </w:rPr>
+        <w:t>Qiskit</w:t>
+      </w:r>
+      <w:proofErr w:type="spellEnd"/>
+      <w:r>
+        <w:rPr>
+          <w:b/>
+          <w:bCs/>
+        </w:rPr>
+        <w:t>?</w:t>
+      </w:r>
+    </w:p>
+    <w:p>
+      <w:proofErr w:type="spellStart"/>
+      <w:r>
+        <w:t>Qiskit</w:t>
+      </w:r>
+      <w:proofErr w:type="spellEnd"/>
+      <w:r>
+        <w:t xml:space="preserve"> is not only a hardware interface—it is also a </w:t>
+      </w:r>
+      <w:r>
+        <w:rPr>
+          <w:b/>
+          <w:bCs/>
+        </w:rPr>
+        <w:t>quantum algorithm development framework</w:t>
+      </w:r>
+      <w:r>
+        <w:t>.</w:t>
+      </w:r>
+    </w:p>
+    <w:p>
+      <w:r>
+        <w:t xml:space="preserve">Using </w:t>
+      </w:r>
+      <w:proofErr w:type="spellStart"/>
+      <w:r>
+        <w:t>Qiskit</w:t>
+      </w:r>
+      <w:proofErr w:type="spellEnd"/>
+      <w:r>
+        <w:t xml:space="preserve"> allows us to:</w:t>
+      </w:r>
+    </w:p>
+    <w:p>
+      <w:pPr>
+        <w:numPr>
+          <w:ilvl w:val="0"/>
+          <w:numId w:val="12"/>
+        </w:numPr>
+      </w:pPr>
+      <w:r>
+        <w:t xml:space="preserve">construct the Hamiltonian as Pauli operators, </w:t>
+      </w:r>
+    </w:p>
+    <w:p>
+      <w:pPr>
+        <w:numPr>
+          <w:ilvl w:val="0"/>
+          <w:numId w:val="12"/>
+        </w:numPr>
+      </w:pPr>
+      <w:r>
+        <w:lastRenderedPageBreak/>
+        <w:t xml:space="preserve">perform Hamiltonian decomposition, </w:t>
+      </w:r>
+    </w:p>
+    <w:p>
+      <w:pPr>
+        <w:numPr>
+          <w:ilvl w:val="0"/>
+          <w:numId w:val="12"/>
+        </w:numPr>
+      </w:pPr>
+      <w:r>
+        <w:t xml:space="preserve">prepare quantum states, </w:t>
+      </w:r>
+    </w:p>
+    <w:p>
+      <w:pPr>
+        <w:numPr>
+          <w:ilvl w:val="0"/>
+          <w:numId w:val="12"/>
+        </w:numPr>
+      </w:pPr>
+      <w:r>
+        <w:t xml:space="preserve">build quantum circuits, </w:t>
+      </w:r>
+    </w:p>
+    <w:p>
+      <w:pPr>
+        <w:numPr>
+          <w:ilvl w:val="0"/>
+          <w:numId w:val="12"/>
+        </w:numPr>
+      </w:pPr>
+      <w:r>
+        <w:t xml:space="preserve">simulate quantum evolution exactly, </w:t>
+      </w:r>
+    </w:p>
+    <w:p>
+      <w:pPr>
+        <w:numPr>
+          <w:ilvl w:val="0"/>
+          <w:numId w:val="12"/>
+        </w:numPr>
+      </w:pPr>
+      <w:r>
+        <w:t xml:space="preserve">verify algorithms before hardware execution. </w:t>
+      </w:r>
+    </w:p>
+    <w:p>
+      <w:r>
+        <w:t>This is the standard workflow in quantum algorithm research.</w:t>
+      </w:r>
+    </w:p>
+    <w:p>
+      <w:r>
+        <w:pict w14:anchorId="3A06891B">
+          <v:rect id="_x0000_i1087" style="width:0;height:1.5pt" o:hralign="center" o:hrstd="t" o:hr="t" fillcolor="#a0a0a0" stroked="f"/>
+        </w:pict>
+      </w:r>
+    </w:p>
+    <w:p>
+      <w:pPr>
+        <w:rPr>
+          <w:b/>
+          <w:bCs/>
+        </w:rPr>
+      </w:pPr>
+      <w:r>
+        <w:rPr>
+          <w:b/>
+          <w:bCs/>
+        </w:rPr>
+        <w:t>Why is the Exact Matrix Exponential still relevant?</w:t>
+      </w:r>
+    </w:p>
+    <w:p>
+      <w:r>
+        <w:t>In your "Exact" method you compute</w:t>
+      </w:r>
+    </w:p>
+    <w:p>
+      <m:oMathPara>
+        <m:oMath>
+          <m:r>
+            <w:rPr>
+              <w:rFonts w:ascii="Cambria Math" w:hAnsi="Cambria Math"/>
+            </w:rPr>
+            <m:t>ψ</m:t>
+          </m:r>
+          <m:d>
+            <m:dPr>
+              <m:ctrlPr>
+                <w:rPr>
+                  <w:rFonts w:ascii="Cambria Math" w:hAnsi="Cambria Math"/>
+                </w:rPr>
+              </m:ctrlPr>
+            </m:dPr>
+            <m:e>
+              <m:r>
+                <w:rPr>
+                  <w:rFonts w:ascii="Cambria Math" w:hAnsi="Cambria Math"/>
+                </w:rPr>
+                <m:t>T</m:t>
+              </m:r>
+            </m:e>
+          </m:d>
+          <m:r>
+            <w:rPr>
+              <w:rFonts w:ascii="Cambria Math" w:hAnsi="Cambria Math"/>
+            </w:rPr>
+            <m:t>=</m:t>
+          </m:r>
+          <m:sSup>
+            <m:sSupPr>
+              <m:ctrlPr>
+                <w:rPr>
+                  <w:rFonts w:ascii="Cambria Math" w:hAnsi="Cambria Math"/>
+                </w:rPr>
+              </m:ctrlPr>
+            </m:sSupPr>
+            <m:e>
+              <m:r>
+                <w:rPr>
+                  <w:rFonts w:ascii="Cambria Math" w:hAnsi="Cambria Math"/>
+                </w:rPr>
+                <m:t>e</m:t>
+              </m:r>
+            </m:e>
+            <m:sup>
+              <m:r>
+                <w:rPr>
+                  <w:rFonts w:ascii="Cambria Math" w:hAnsi="Cambria Math"/>
+                </w:rPr>
+                <m:t>HT</m:t>
+              </m:r>
+            </m:sup>
+          </m:sSup>
+          <m:sSub>
+            <m:sSubPr>
+              <m:ctrlPr>
+                <w:rPr>
+                  <w:rFonts w:ascii="Cambria Math" w:hAnsi="Cambria Math"/>
+                </w:rPr>
+              </m:ctrlPr>
+            </m:sSubPr>
+            <m:e>
+              <m:r>
+                <w:rPr>
+                  <w:rFonts w:ascii="Cambria Math" w:hAnsi="Cambria Math"/>
+                </w:rPr>
+                <m:t>ψ</m:t>
+              </m:r>
+            </m:e>
+            <m:sub>
+              <m:r>
+                <w:rPr>
+                  <w:rFonts w:ascii="Cambria Math" w:hAnsi="Cambria Math"/>
+                </w:rPr>
+                <m:t>0</m:t>
+              </m:r>
+            </m:sub>
+          </m:sSub>
+          <m:r>
+            <m:rPr>
+              <m:sty m:val="p"/>
+            </m:rPr>
+            <w:br/>
+          </m:r>
+        </m:oMath>
+      </m:oMathPara>
+    </w:p>
+    <w:p>
+      <w:r>
+        <w:t xml:space="preserve">using SciPy's </w:t>
+      </w:r>
+      <w:proofErr w:type="spellStart"/>
+      <w:proofErr w:type="gramStart"/>
+      <w:r>
+        <w:t>expm</w:t>
+      </w:r>
+      <w:proofErr w:type="spellEnd"/>
+      <w:r>
+        <w:t>(</w:t>
+      </w:r>
+      <w:proofErr w:type="gramEnd"/>
+      <w:r>
+        <w:t>).</w:t>
+      </w:r>
+    </w:p>
+    <w:p>
+      <w:r>
+        <w:t xml:space="preserve">This is </w:t>
+      </w:r>
+      <w:r>
+        <w:rPr>
+          <w:b/>
+          <w:bCs/>
+        </w:rPr>
+        <w:t>not pretending to be a quantum computer</w:t>
+      </w:r>
+      <w:r>
+        <w:t>.</w:t>
+      </w:r>
+    </w:p>
+    <w:p>
+      <w:r>
+        <w:t xml:space="preserve">Instead, it serves as the </w:t>
+      </w:r>
+      <w:r>
+        <w:rPr>
+          <w:b/>
+          <w:bCs/>
+        </w:rPr>
+        <w:t>ideal quantum evolution</w:t>
+      </w:r>
+      <w:r>
+        <w:t xml:space="preserve"> that a perfect quantum computer would implement through Hamiltonian simulation.</w:t>
+      </w:r>
+    </w:p>
+    <w:p>
+      <w:r>
+        <w:t>It provides a ground truth against which approximate quantum algorithms (such as LCU) can be validated.</w:t>
+      </w:r>
+    </w:p>
+    <w:p>
+      <w:r>
+        <w:pict w14:anchorId="27C6A82D">
+          <v:rect id="_x0000_i1088" style="width:0;height:1.5pt" o:hralign="center" o:hrstd="t" o:hr="t" fillcolor="#a0a0a0" stroked="f"/>
+        </w:pict>
+      </w:r>
+    </w:p>
+    <w:p>
+      <w:pPr>
+        <w:rPr>
+          <w:b/>
+          <w:bCs/>
+        </w:rPr>
+      </w:pPr>
+      <w:r>
+        <w:rPr>
+          <w:b/>
+          <w:bCs/>
+        </w:rPr>
+        <w:t>Why is the LCU implementation still meaningful?</w:t>
+      </w:r>
+    </w:p>
+    <w:p>
+      <w:r>
+        <w:t xml:space="preserve">LCU (Linear Combination of </w:t>
+      </w:r>
+      <w:proofErr w:type="spellStart"/>
+      <w:r>
+        <w:t>Unitaries</w:t>
+      </w:r>
+      <w:proofErr w:type="spellEnd"/>
+      <w:r>
+        <w:t>) is a genuine quantum algorithm.</w:t>
+      </w:r>
+    </w:p>
+    <w:p>
+      <w:r>
+        <w:t>A real quantum computer would implement:</w:t>
+      </w:r>
+    </w:p>
+    <w:p>
+      <w:pPr>
+        <w:numPr>
+          <w:ilvl w:val="0"/>
+          <w:numId w:val="13"/>
+        </w:numPr>
+      </w:pPr>
+      <w:r>
+        <w:t xml:space="preserve">PREPARE </w:t>
+      </w:r>
+    </w:p>
+    <w:p>
+      <w:pPr>
+        <w:numPr>
+          <w:ilvl w:val="0"/>
+          <w:numId w:val="13"/>
+        </w:numPr>
+      </w:pPr>
+      <w:r>
+        <w:t xml:space="preserve">SELECT </w:t>
+      </w:r>
+    </w:p>
+    <w:p>
+      <w:pPr>
+        <w:numPr>
+          <w:ilvl w:val="0"/>
+          <w:numId w:val="13"/>
+        </w:numPr>
+      </w:pPr>
+      <w:r>
+        <w:t xml:space="preserve">PREPARE† </w:t>
+      </w:r>
+    </w:p>
+    <w:p>
+      <w:pPr>
+        <w:numPr>
+          <w:ilvl w:val="0"/>
+          <w:numId w:val="13"/>
+        </w:numPr>
+      </w:pPr>
+      <w:r>
+        <w:t xml:space="preserve">Ancilla measurements </w:t>
+      </w:r>
+    </w:p>
+    <w:p>
+      <w:pPr>
+        <w:numPr>
+          <w:ilvl w:val="0"/>
+          <w:numId w:val="13"/>
+        </w:numPr>
+      </w:pPr>
+      <w:r>
+        <w:t xml:space="preserve">Amplitude amplification </w:t>
+      </w:r>
+    </w:p>
+    <w:p>
+      <w:r>
+        <w:t>Your implementation emulates these mathematically on a classical computer.</w:t>
+      </w:r>
+    </w:p>
+    <w:p>
+      <w:r>
+        <w:t>This lets you verify:</w:t>
+      </w:r>
+    </w:p>
+    <w:p>
+      <w:pPr>
+        <w:numPr>
+          <w:ilvl w:val="0"/>
+          <w:numId w:val="14"/>
+        </w:numPr>
+      </w:pPr>
+      <w:r>
+        <w:t xml:space="preserve">Taylor-series approximation accuracy, </w:t>
+      </w:r>
+    </w:p>
+    <w:p>
+      <w:pPr>
+        <w:numPr>
+          <w:ilvl w:val="0"/>
+          <w:numId w:val="14"/>
+        </w:numPr>
+      </w:pPr>
+      <w:r>
+        <w:lastRenderedPageBreak/>
+        <w:t xml:space="preserve">segmentation strategy, </w:t>
+      </w:r>
+    </w:p>
+    <w:p>
+      <w:pPr>
+        <w:numPr>
+          <w:ilvl w:val="0"/>
+          <w:numId w:val="14"/>
+        </w:numPr>
+      </w:pPr>
+      <w:r>
+        <w:t xml:space="preserve">success probability, </w:t>
+      </w:r>
+    </w:p>
+    <w:p>
+      <w:pPr>
+        <w:numPr>
+          <w:ilvl w:val="0"/>
+          <w:numId w:val="14"/>
+        </w:numPr>
+      </w:pPr>
+      <w:r>
+        <w:t xml:space="preserve">approximation error, </w:t>
+      </w:r>
+    </w:p>
+    <w:p>
+      <w:r>
+        <w:t>before running on actual quantum hardware.</w:t>
+      </w:r>
+    </w:p>
+    <w:p>
+      <w:r>
+        <w:t>Many quantum algorithm papers first validate LCU in classical simulation before discussing hardware implementation.</w:t>
+      </w:r>
+    </w:p>
+    <w:p>
+      <w:r>
+        <w:pict w14:anchorId="0B2E983F">
+          <v:rect id="_x0000_i1089" style="width:0;height:1.5pt" o:hralign="center" o:hrstd="t" o:hr="t" fillcolor="#a0a0a0" stroked="f"/>
+        </w:pict>
+      </w:r>
+    </w:p>
+    <w:p>
+      <w:pPr>
+        <w:rPr>
+          <w:b/>
+          <w:bCs/>
+        </w:rPr>
+      </w:pPr>
+      <w:r>
+        <w:rPr>
+          <w:b/>
+          <w:bCs/>
+        </w:rPr>
+        <w:t>Why not implement the full circuit?</w:t>
+      </w:r>
+    </w:p>
+    <w:p>
+      <w:r>
+        <w:t>A complete circuit implementation would require:</w:t>
+      </w:r>
+    </w:p>
+    <w:p>
+      <w:pPr>
+        <w:numPr>
+          <w:ilvl w:val="0"/>
+          <w:numId w:val="15"/>
+        </w:numPr>
+      </w:pPr>
+      <w:r>
+        <w:t xml:space="preserve">hundreds to thousands of gates, </w:t>
+      </w:r>
+    </w:p>
+    <w:p>
+      <w:pPr>
+        <w:numPr>
+          <w:ilvl w:val="0"/>
+          <w:numId w:val="15"/>
+        </w:numPr>
+      </w:pPr>
+      <w:r>
+        <w:t xml:space="preserve">many ancilla qubits, </w:t>
+      </w:r>
+    </w:p>
+    <w:p>
+      <w:pPr>
+        <w:numPr>
+          <w:ilvl w:val="0"/>
+          <w:numId w:val="15"/>
+        </w:numPr>
+      </w:pPr>
+      <w:r>
+        <w:t xml:space="preserve">controlled Pauli operations, </w:t>
+      </w:r>
+    </w:p>
+    <w:p>
+      <w:pPr>
+        <w:numPr>
+          <w:ilvl w:val="0"/>
+          <w:numId w:val="15"/>
+        </w:numPr>
+      </w:pPr>
+      <w:r>
+        <w:t xml:space="preserve">amplitude amplification, </w:t>
+      </w:r>
+    </w:p>
+    <w:p>
+      <w:pPr>
+        <w:numPr>
+          <w:ilvl w:val="0"/>
+          <w:numId w:val="15"/>
+        </w:numPr>
+      </w:pPr>
+      <w:r>
+        <w:t xml:space="preserve">repeated measurements. </w:t>
+      </w:r>
+    </w:p>
+    <w:p>
+      <w:r>
+        <w:t xml:space="preserve">Even for a </w:t>
+      </w:r>
+      <w:r>
+        <w:rPr>
+          <w:b/>
+          <w:bCs/>
+        </w:rPr>
+        <w:t>32-point grid (5 qubits)</w:t>
+      </w:r>
+      <w:r>
+        <w:t>, the resulting circuit would be far beyond what today's hardware can execute accurately.</w:t>
+      </w:r>
+    </w:p>
+    <w:p>
+      <w:r>
+        <w:t>Most of the error would come from hardware noise rather than the algorithm itself, making it difficult to evaluate the numerical method.</w:t>
+      </w:r>
+    </w:p>
+    <w:p>
+      <w:r>
+        <w:pict w14:anchorId="159370D2">
+          <v:rect id="_x0000_i1090" style="width:0;height:1.5pt" o:hralign="center" o:hrstd="t" o:hr="t" fillcolor="#a0a0a0" stroked="f"/>
+        </w:pict>
+      </w:r>
+    </w:p>
+    <w:p>
+      <w:pPr>
+        <w:rPr>
+          <w:b/>
+          <w:bCs/>
+        </w:rPr>
+      </w:pPr>
+      <w:r>
+        <w:rPr>
+          <w:b/>
+          <w:bCs/>
+        </w:rPr>
+        <w:t>Why is your approach scientifically valid?</w:t>
+      </w:r>
+    </w:p>
+    <w:p>
+      <w:r>
+        <w:t>Your workflow is</w:t>
+      </w:r>
+    </w:p>
+    <w:p>
+      <w:pPr>
+        <w:numPr>
+          <w:ilvl w:val="0"/>
+          <w:numId w:val="16"/>
+        </w:numPr>
+      </w:pPr>
+      <w:r>
+        <w:t xml:space="preserve">Transform Burgers' equation into the heat equation using Cole–Hopf. </w:t>
+      </w:r>
+    </w:p>
+    <w:p>
+      <w:pPr>
+        <w:numPr>
+          <w:ilvl w:val="0"/>
+          <w:numId w:val="16"/>
+        </w:numPr>
+      </w:pPr>
+      <w:r>
+        <w:t xml:space="preserve">Construct the diffusion Hamiltonian as a Pauli operator in </w:t>
+      </w:r>
+      <w:proofErr w:type="spellStart"/>
+      <w:r>
+        <w:t>Qiskit</w:t>
+      </w:r>
+      <w:proofErr w:type="spellEnd"/>
+      <w:r>
+        <w:t xml:space="preserve">. </w:t>
+      </w:r>
+    </w:p>
+    <w:p>
+      <w:pPr>
+        <w:numPr>
+          <w:ilvl w:val="0"/>
+          <w:numId w:val="16"/>
+        </w:numPr>
+      </w:pPr>
+      <w:r>
+        <w:t xml:space="preserve">Develop and verify quantum algorithms (Exact evolution and LCU) in simulation. </w:t>
+      </w:r>
+    </w:p>
+    <w:p>
+      <w:pPr>
+        <w:numPr>
+          <w:ilvl w:val="0"/>
+          <w:numId w:val="16"/>
+        </w:numPr>
+      </w:pPr>
+      <w:r>
+        <w:t xml:space="preserve">Compare against established classical methods and a PINN. </w:t>
+      </w:r>
+    </w:p>
+    <w:p>
+      <w:r>
+        <w:t xml:space="preserve">This isolates the </w:t>
+      </w:r>
+      <w:r>
+        <w:rPr>
+          <w:b/>
+          <w:bCs/>
+        </w:rPr>
+        <w:t>algorithmic performance</w:t>
+      </w:r>
+      <w:r>
+        <w:t xml:space="preserve"> from current hardware limitations, which is exactly how many quantum algorithms are first developed and benchmarked.</w:t>
+      </w:r>
+    </w:p>
+    <w:p>
+      <w:r>
+        <w:pict w14:anchorId="545BEA26">
+          <v:rect id="_x0000_i1091" style="width:0;height:1.5pt" o:hralign="center" o:hrstd="t" o:hr="t" fillcolor="#a0a0a0" stroked="f"/>
+        </w:pict>
+      </w:r>
+    </w:p>
+    <w:p>
+      <w:r>
+        <w:lastRenderedPageBreak/>
+        <w:t xml:space="preserve">"We did not execute the algorithm on a physical quantum computer because current NISQ devices are limited by qubit count, circuit depth, and noise, making large-scale PDE simulations impractical. Instead, we used </w:t>
+      </w:r>
+      <w:proofErr w:type="spellStart"/>
+      <w:r>
+        <w:t>Qiskit</w:t>
+      </w:r>
+      <w:proofErr w:type="spellEnd"/>
+      <w:r>
+        <w:t xml:space="preserve"> to construct the quantum Hamiltonian and develop quantum algorithms in simulation. The exact matrix exponential represents the ideal Hamiltonian evolution that a fault-tolerant quantum computer would implement, while the LCU method is a genuine quantum algorithm simulated classically to evaluate its approximation accuracy and success probability. This quantum-inspired workflow is widely used in quantum computing research to validate algorithms before deploying them on future quantum hardware."</w:t>
+      </w:r>
+    </w:p>
+    <w:p/>
+    <w:p/>
+    <w:p/>
     <w:sectPr>
       <w:pgSz w:w="11906" w:h="16838"/>
       <w:pgMar w:top="1440" w:right="1440" w:bottom="1440" w:left="1440" w:header="708" w:footer="708" w:gutter="0"/>
@@ -7948,6 +9822,268 @@
 <file path=word/numbering.xml><?xml version="1.0" encoding="utf-8"?>
 <w:numbering xmlns:wpc="http://schemas.microsoft.com/office/word/2010/wordprocessingCanvas" xmlns:cx="http://schemas.microsoft.com/office/drawing/2014/chartex" xmlns:cx1="http://schemas.microsoft.com/office/drawing/2015/9/8/chartex" xmlns:cx2="http://schemas.microsoft.com/office/drawing/2015/10/21/chartex" xmlns:cx3="http://schemas.microsoft.com/office/drawing/2016/5/9/chartex" xmlns:cx4="http://schemas.microsoft.com/office/drawing/2016/5/10/chartex" xmlns:cx5="http://schemas.microsoft.com/office/drawing/2016/5/11/chartex" xmlns:cx6="http://schemas.microsoft.com/office/drawing/2016/5/12/chartex" xmlns:cx7="http://schemas.microsoft.com/office/drawing/2016/5/13/chartex" xmlns:cx8="http://schemas.microsoft.com/office/drawing/2016/5/14/chartex" xmlns:mc="http://schemas.openxmlformats.org/markup-compatibility/2006" xmlns:aink="http://schemas.microsoft.com/office/drawing/2016/ink" xmlns:am3d="http://schemas.microsoft.com/office/drawing/2017/model3d" xmlns:o="urn:schemas-microsoft-com:office:office" xmlns:oel="http://schemas.microsoft.com/office/2019/extlst" xmlns:r="http://schemas.openxmlformats.org/officeDocument/2006/relationships" xmlns:m="http://schemas.openxmlformats.org/officeDocument/2006/math" xmlns:v="urn:schemas-microsoft-com:vml" xmlns:wp14="http://schemas.microsoft.com/office/word/2010/wordprocessingDrawing" xmlns:wp="http://schemas.openxmlformats.org/drawingml/2006/wordprocessingDrawing" xmlns:w10="urn:schemas-microsoft-com:office:word" xmlns:w="http://schemas.openxmlformats.org/wordprocessingml/2006/main" xmlns:w14="http://schemas.microsoft.com/office/word/2010/wordml" xmlns:w15="http://schemas.microsoft.com/office/word/2012/wordml" xmlns:w16cex="http://schemas.microsoft.com/office/word/2018/wordml/cex" xmlns:w16cid="http://schemas.microsoft.com/office/word/2016/wordml/cid" xmlns:w16="http://schemas.microsoft.com/office/word/2018/wordml" xmlns:w16du="http://schemas.microsoft.com/office/word/2023/wordml/word16du" xmlns:w16sdtdh="http://schemas.microsoft.com/office/word/2020/wordml/sdtdatahash" xmlns:w16sdtfl="http://schemas.microsoft.com/office/word/2024/wordml/sdtformatlock" xmlns:w16se="http://schemas.microsoft.com/office/word/2015/wordml/symex" xmlns:wpg="http://schemas.microsoft.com/office/word/2010/wordprocessingGroup" xmlns:wpi="http://schemas.microsoft.com/office/word/2010/wordprocessingInk" xmlns:wne="http://schemas.microsoft.com/office/word/2006/wordml" xmlns:wps="http://schemas.microsoft.com/office/word/2010/wordprocessingShape" mc:Ignorable="w14 w15 w16se w16cid w16 w16cex w16sdtdh w16sdtfl w16du wp14">
   <w:abstractNum w:abstractNumId="0" w15:restartNumberingAfterBreak="0">
+    <w:nsid w:val="09400954"/>
+    <w:multiLevelType w:val="multilevel"/>
+    <w:tmpl w:val="00E496A0"/>
+    <w:lvl w:ilvl="0">
+      <w:start w:val="1"/>
+      <w:numFmt w:val="decimal"/>
+      <w:lvlText w:val="%1."/>
+      <w:lvlJc w:val="left"/>
+      <w:pPr>
+        <w:tabs>
+          <w:tab w:val="num" w:pos="720"/>
+        </w:tabs>
+        <w:ind w:left="720" w:hanging="360"/>
+      </w:pPr>
+    </w:lvl>
+    <w:lvl w:ilvl="1" w:tentative="1">
+      <w:start w:val="1"/>
+      <w:numFmt w:val="decimal"/>
+      <w:lvlText w:val="%2."/>
+      <w:lvlJc w:val="left"/>
+      <w:pPr>
+        <w:tabs>
+          <w:tab w:val="num" w:pos="1440"/>
+        </w:tabs>
+        <w:ind w:left="1440" w:hanging="360"/>
+      </w:pPr>
+    </w:lvl>
+    <w:lvl w:ilvl="2" w:tentative="1">
+      <w:start w:val="1"/>
+      <w:numFmt w:val="decimal"/>
+      <w:lvlText w:val="%3."/>
+      <w:lvlJc w:val="left"/>
+      <w:pPr>
+        <w:tabs>
+          <w:tab w:val="num" w:pos="2160"/>
+        </w:tabs>
+        <w:ind w:left="2160" w:hanging="360"/>
+      </w:pPr>
+    </w:lvl>
+    <w:lvl w:ilvl="3" w:tentative="1">
+      <w:start w:val="1"/>
+      <w:numFmt w:val="decimal"/>
+      <w:lvlText w:val="%4."/>
+      <w:lvlJc w:val="left"/>
+      <w:pPr>
+        <w:tabs>
+          <w:tab w:val="num" w:pos="2880"/>
+        </w:tabs>
+        <w:ind w:left="2880" w:hanging="360"/>
+      </w:pPr>
+    </w:lvl>
+    <w:lvl w:ilvl="4" w:tentative="1">
+      <w:start w:val="1"/>
+      <w:numFmt w:val="decimal"/>
+      <w:lvlText w:val="%5."/>
+      <w:lvlJc w:val="left"/>
+      <w:pPr>
+        <w:tabs>
+          <w:tab w:val="num" w:pos="3600"/>
+        </w:tabs>
+        <w:ind w:left="3600" w:hanging="360"/>
+      </w:pPr>
+    </w:lvl>
+    <w:lvl w:ilvl="5" w:tentative="1">
+      <w:start w:val="1"/>
+      <w:numFmt w:val="decimal"/>
+      <w:lvlText w:val="%6."/>
+      <w:lvlJc w:val="left"/>
+      <w:pPr>
+        <w:tabs>
+          <w:tab w:val="num" w:pos="4320"/>
+        </w:tabs>
+        <w:ind w:left="4320" w:hanging="360"/>
+      </w:pPr>
+    </w:lvl>
+    <w:lvl w:ilvl="6" w:tentative="1">
+      <w:start w:val="1"/>
+      <w:numFmt w:val="decimal"/>
+      <w:lvlText w:val="%7."/>
+      <w:lvlJc w:val="left"/>
+      <w:pPr>
+        <w:tabs>
+          <w:tab w:val="num" w:pos="5040"/>
+        </w:tabs>
+        <w:ind w:left="5040" w:hanging="360"/>
+      </w:pPr>
+    </w:lvl>
+    <w:lvl w:ilvl="7" w:tentative="1">
+      <w:start w:val="1"/>
+      <w:numFmt w:val="decimal"/>
+      <w:lvlText w:val="%8."/>
+      <w:lvlJc w:val="left"/>
+      <w:pPr>
+        <w:tabs>
+          <w:tab w:val="num" w:pos="5760"/>
+        </w:tabs>
+        <w:ind w:left="5760" w:hanging="360"/>
+      </w:pPr>
+    </w:lvl>
+    <w:lvl w:ilvl="8" w:tentative="1">
+      <w:start w:val="1"/>
+      <w:numFmt w:val="decimal"/>
+      <w:lvlText w:val="%9."/>
+      <w:lvlJc w:val="left"/>
+      <w:pPr>
+        <w:tabs>
+          <w:tab w:val="num" w:pos="6480"/>
+        </w:tabs>
+        <w:ind w:left="6480" w:hanging="360"/>
+      </w:pPr>
+    </w:lvl>
+  </w:abstractNum>
+  <w:abstractNum w:abstractNumId="1" w15:restartNumberingAfterBreak="0">
+    <w:nsid w:val="20F2278B"/>
+    <w:multiLevelType w:val="multilevel"/>
+    <w:tmpl w:val="729AFE0E"/>
+    <w:lvl w:ilvl="0">
+      <w:start w:val="1"/>
+      <w:numFmt w:val="bullet"/>
+      <w:lvlText w:val=""/>
+      <w:lvlJc w:val="left"/>
+      <w:pPr>
+        <w:tabs>
+          <w:tab w:val="num" w:pos="720"/>
+        </w:tabs>
+        <w:ind w:left="720" w:hanging="360"/>
+      </w:pPr>
+      <w:rPr>
+        <w:rFonts w:ascii="Symbol" w:hAnsi="Symbol" w:hint="default"/>
+        <w:sz w:val="20"/>
+      </w:rPr>
+    </w:lvl>
+    <w:lvl w:ilvl="1" w:tentative="1">
+      <w:start w:val="1"/>
+      <w:numFmt w:val="bullet"/>
+      <w:lvlText w:val="o"/>
+      <w:lvlJc w:val="left"/>
+      <w:pPr>
+        <w:tabs>
+          <w:tab w:val="num" w:pos="1440"/>
+        </w:tabs>
+        <w:ind w:left="1440" w:hanging="360"/>
+      </w:pPr>
+      <w:rPr>
+        <w:rFonts w:ascii="Courier New" w:hAnsi="Courier New" w:hint="default"/>
+        <w:sz w:val="20"/>
+      </w:rPr>
+    </w:lvl>
+    <w:lvl w:ilvl="2" w:tentative="1">
+      <w:start w:val="1"/>
+      <w:numFmt w:val="bullet"/>
+      <w:lvlText w:val=""/>
+      <w:lvlJc w:val="left"/>
+      <w:pPr>
+        <w:tabs>
+          <w:tab w:val="num" w:pos="2160"/>
+        </w:tabs>
+        <w:ind w:left="2160" w:hanging="360"/>
+      </w:pPr>
+      <w:rPr>
+        <w:rFonts w:ascii="Wingdings" w:hAnsi="Wingdings" w:hint="default"/>
+        <w:sz w:val="20"/>
+      </w:rPr>
+    </w:lvl>
+    <w:lvl w:ilvl="3" w:tentative="1">
+      <w:start w:val="1"/>
+      <w:numFmt w:val="bullet"/>
+      <w:lvlText w:val=""/>
+      <w:lvlJc w:val="left"/>
+      <w:pPr>
+        <w:tabs>
+          <w:tab w:val="num" w:pos="2880"/>
+        </w:tabs>
+        <w:ind w:left="2880" w:hanging="360"/>
+      </w:pPr>
+      <w:rPr>
+        <w:rFonts w:ascii="Wingdings" w:hAnsi="Wingdings" w:hint="default"/>
+        <w:sz w:val="20"/>
+      </w:rPr>
+    </w:lvl>
+    <w:lvl w:ilvl="4" w:tentative="1">
+      <w:start w:val="1"/>
+      <w:numFmt w:val="bullet"/>
+      <w:lvlText w:val=""/>
+      <w:lvlJc w:val="left"/>
+      <w:pPr>
+        <w:tabs>
+          <w:tab w:val="num" w:pos="3600"/>
+        </w:tabs>
+        <w:ind w:left="3600" w:hanging="360"/>
+      </w:pPr>
+      <w:rPr>
+        <w:rFonts w:ascii="Wingdings" w:hAnsi="Wingdings" w:hint="default"/>
+        <w:sz w:val="20"/>
+      </w:rPr>
+    </w:lvl>
+    <w:lvl w:ilvl="5" w:tentative="1">
+      <w:start w:val="1"/>
+      <w:numFmt w:val="bullet"/>
+      <w:lvlText w:val=""/>
+      <w:lvlJc w:val="left"/>
+      <w:pPr>
+        <w:tabs>
+          <w:tab w:val="num" w:pos="4320"/>
+        </w:tabs>
+        <w:ind w:left="4320" w:hanging="360"/>
+      </w:pPr>
+      <w:rPr>
+        <w:rFonts w:ascii="Wingdings" w:hAnsi="Wingdings" w:hint="default"/>
+        <w:sz w:val="20"/>
+      </w:rPr>
+    </w:lvl>
+    <w:lvl w:ilvl="6" w:tentative="1">
+      <w:start w:val="1"/>
+      <w:numFmt w:val="bullet"/>
+      <w:lvlText w:val=""/>
+      <w:lvlJc w:val="left"/>
+      <w:pPr>
+        <w:tabs>
+          <w:tab w:val="num" w:pos="5040"/>
+        </w:tabs>
+        <w:ind w:left="5040" w:hanging="360"/>
+      </w:pPr>
+      <w:rPr>
+        <w:rFonts w:ascii="Wingdings" w:hAnsi="Wingdings" w:hint="default"/>
+        <w:sz w:val="20"/>
+      </w:rPr>
+    </w:lvl>
+    <w:lvl w:ilvl="7" w:tentative="1">
+      <w:start w:val="1"/>
+      <w:numFmt w:val="bullet"/>
+      <w:lvlText w:val=""/>
+      <w:lvlJc w:val="left"/>
+      <w:pPr>
+        <w:tabs>
+          <w:tab w:val="num" w:pos="5760"/>
+        </w:tabs>
+        <w:ind w:left="5760" w:hanging="360"/>
+      </w:pPr>
+      <w:rPr>
+        <w:rFonts w:ascii="Wingdings" w:hAnsi="Wingdings" w:hint="default"/>
+        <w:sz w:val="20"/>
+      </w:rPr>
+    </w:lvl>
+    <w:lvl w:ilvl="8" w:tentative="1">
+      <w:start w:val="1"/>
+      <w:numFmt w:val="bullet"/>
+      <w:lvlText w:val=""/>
+      <w:lvlJc w:val="left"/>
+      <w:pPr>
+        <w:tabs>
+          <w:tab w:val="num" w:pos="6480"/>
+        </w:tabs>
+        <w:ind w:left="6480" w:hanging="360"/>
+      </w:pPr>
+      <w:rPr>
+        <w:rFonts w:ascii="Wingdings" w:hAnsi="Wingdings" w:hint="default"/>
+        <w:sz w:val="20"/>
+      </w:rPr>
+    </w:lvl>
+  </w:abstractNum>
+  <w:abstractNum w:abstractNumId="2" w15:restartNumberingAfterBreak="0">
     <w:nsid w:val="213053E0"/>
     <w:multiLevelType w:val="multilevel"/>
     <w:tmpl w:val="228CBD7C"/>
@@ -8096,7 +10232,7 @@
       </w:rPr>
     </w:lvl>
   </w:abstractNum>
-  <w:abstractNum w:abstractNumId="1" w15:restartNumberingAfterBreak="0">
+  <w:abstractNum w:abstractNumId="3" w15:restartNumberingAfterBreak="0">
     <w:nsid w:val="36E36630"/>
     <w:multiLevelType w:val="multilevel"/>
     <w:tmpl w:val="01D6ED60"/>
@@ -8245,7 +10381,7 @@
       </w:rPr>
     </w:lvl>
   </w:abstractNum>
-  <w:abstractNum w:abstractNumId="2" w15:restartNumberingAfterBreak="0">
+  <w:abstractNum w:abstractNumId="4" w15:restartNumberingAfterBreak="0">
     <w:nsid w:val="392570CB"/>
     <w:multiLevelType w:val="multilevel"/>
     <w:tmpl w:val="BCBE6CA6"/>
@@ -8358,7 +10494,305 @@
       </w:pPr>
     </w:lvl>
   </w:abstractNum>
-  <w:abstractNum w:abstractNumId="3" w15:restartNumberingAfterBreak="0">
+  <w:abstractNum w:abstractNumId="5" w15:restartNumberingAfterBreak="0">
+    <w:nsid w:val="45465126"/>
+    <w:multiLevelType w:val="multilevel"/>
+    <w:tmpl w:val="E87093DA"/>
+    <w:lvl w:ilvl="0">
+      <w:start w:val="1"/>
+      <w:numFmt w:val="bullet"/>
+      <w:lvlText w:val=""/>
+      <w:lvlJc w:val="left"/>
+      <w:pPr>
+        <w:tabs>
+          <w:tab w:val="num" w:pos="720"/>
+        </w:tabs>
+        <w:ind w:left="720" w:hanging="360"/>
+      </w:pPr>
+      <w:rPr>
+        <w:rFonts w:ascii="Symbol" w:hAnsi="Symbol" w:hint="default"/>
+        <w:sz w:val="20"/>
+      </w:rPr>
+    </w:lvl>
+    <w:lvl w:ilvl="1" w:tentative="1">
+      <w:start w:val="1"/>
+      <w:numFmt w:val="bullet"/>
+      <w:lvlText w:val="o"/>
+      <w:lvlJc w:val="left"/>
+      <w:pPr>
+        <w:tabs>
+          <w:tab w:val="num" w:pos="1440"/>
+        </w:tabs>
+        <w:ind w:left="1440" w:hanging="360"/>
+      </w:pPr>
+      <w:rPr>
+        <w:rFonts w:ascii="Courier New" w:hAnsi="Courier New" w:hint="default"/>
+        <w:sz w:val="20"/>
+      </w:rPr>
+    </w:lvl>
+    <w:lvl w:ilvl="2" w:tentative="1">
+      <w:start w:val="1"/>
+      <w:numFmt w:val="bullet"/>
+      <w:lvlText w:val=""/>
+      <w:lvlJc w:val="left"/>
+      <w:pPr>
+        <w:tabs>
+          <w:tab w:val="num" w:pos="2160"/>
+        </w:tabs>
+        <w:ind w:left="2160" w:hanging="360"/>
+      </w:pPr>
+      <w:rPr>
+        <w:rFonts w:ascii="Wingdings" w:hAnsi="Wingdings" w:hint="default"/>
+        <w:sz w:val="20"/>
+      </w:rPr>
+    </w:lvl>
+    <w:lvl w:ilvl="3" w:tentative="1">
+      <w:start w:val="1"/>
+      <w:numFmt w:val="bullet"/>
+      <w:lvlText w:val=""/>
+      <w:lvlJc w:val="left"/>
+      <w:pPr>
+        <w:tabs>
+          <w:tab w:val="num" w:pos="2880"/>
+        </w:tabs>
+        <w:ind w:left="2880" w:hanging="360"/>
+      </w:pPr>
+      <w:rPr>
+        <w:rFonts w:ascii="Wingdings" w:hAnsi="Wingdings" w:hint="default"/>
+        <w:sz w:val="20"/>
+      </w:rPr>
+    </w:lvl>
+    <w:lvl w:ilvl="4" w:tentative="1">
+      <w:start w:val="1"/>
+      <w:numFmt w:val="bullet"/>
+      <w:lvlText w:val=""/>
+      <w:lvlJc w:val="left"/>
+      <w:pPr>
+        <w:tabs>
+          <w:tab w:val="num" w:pos="3600"/>
+        </w:tabs>
+        <w:ind w:left="3600" w:hanging="360"/>
+      </w:pPr>
+      <w:rPr>
+        <w:rFonts w:ascii="Wingdings" w:hAnsi="Wingdings" w:hint="default"/>
+        <w:sz w:val="20"/>
+      </w:rPr>
+    </w:lvl>
+    <w:lvl w:ilvl="5" w:tentative="1">
+      <w:start w:val="1"/>
+      <w:numFmt w:val="bullet"/>
+      <w:lvlText w:val=""/>
+      <w:lvlJc w:val="left"/>
+      <w:pPr>
+        <w:tabs>
+          <w:tab w:val="num" w:pos="4320"/>
+        </w:tabs>
+        <w:ind w:left="4320" w:hanging="360"/>
+      </w:pPr>
+      <w:rPr>
+        <w:rFonts w:ascii="Wingdings" w:hAnsi="Wingdings" w:hint="default"/>
+        <w:sz w:val="20"/>
+      </w:rPr>
+    </w:lvl>
+    <w:lvl w:ilvl="6" w:tentative="1">
+      <w:start w:val="1"/>
+      <w:numFmt w:val="bullet"/>
+      <w:lvlText w:val=""/>
+      <w:lvlJc w:val="left"/>
+      <w:pPr>
+        <w:tabs>
+          <w:tab w:val="num" w:pos="5040"/>
+        </w:tabs>
+        <w:ind w:left="5040" w:hanging="360"/>
+      </w:pPr>
+      <w:rPr>
+        <w:rFonts w:ascii="Wingdings" w:hAnsi="Wingdings" w:hint="default"/>
+        <w:sz w:val="20"/>
+      </w:rPr>
+    </w:lvl>
+    <w:lvl w:ilvl="7" w:tentative="1">
+      <w:start w:val="1"/>
+      <w:numFmt w:val="bullet"/>
+      <w:lvlText w:val=""/>
+      <w:lvlJc w:val="left"/>
+      <w:pPr>
+        <w:tabs>
+          <w:tab w:val="num" w:pos="5760"/>
+        </w:tabs>
+        <w:ind w:left="5760" w:hanging="360"/>
+      </w:pPr>
+      <w:rPr>
+        <w:rFonts w:ascii="Wingdings" w:hAnsi="Wingdings" w:hint="default"/>
+        <w:sz w:val="20"/>
+      </w:rPr>
+    </w:lvl>
+    <w:lvl w:ilvl="8" w:tentative="1">
+      <w:start w:val="1"/>
+      <w:numFmt w:val="bullet"/>
+      <w:lvlText w:val=""/>
+      <w:lvlJc w:val="left"/>
+      <w:pPr>
+        <w:tabs>
+          <w:tab w:val="num" w:pos="6480"/>
+        </w:tabs>
+        <w:ind w:left="6480" w:hanging="360"/>
+      </w:pPr>
+      <w:rPr>
+        <w:rFonts w:ascii="Wingdings" w:hAnsi="Wingdings" w:hint="default"/>
+        <w:sz w:val="20"/>
+      </w:rPr>
+    </w:lvl>
+  </w:abstractNum>
+  <w:abstractNum w:abstractNumId="6" w15:restartNumberingAfterBreak="0">
+    <w:nsid w:val="457549B6"/>
+    <w:multiLevelType w:val="multilevel"/>
+    <w:tmpl w:val="430482CC"/>
+    <w:lvl w:ilvl="0">
+      <w:start w:val="1"/>
+      <w:numFmt w:val="bullet"/>
+      <w:lvlText w:val=""/>
+      <w:lvlJc w:val="left"/>
+      <w:pPr>
+        <w:tabs>
+          <w:tab w:val="num" w:pos="720"/>
+        </w:tabs>
+        <w:ind w:left="720" w:hanging="360"/>
+      </w:pPr>
+      <w:rPr>
+        <w:rFonts w:ascii="Symbol" w:hAnsi="Symbol" w:hint="default"/>
+        <w:sz w:val="20"/>
+      </w:rPr>
+    </w:lvl>
+    <w:lvl w:ilvl="1" w:tentative="1">
+      <w:start w:val="1"/>
+      <w:numFmt w:val="bullet"/>
+      <w:lvlText w:val="o"/>
+      <w:lvlJc w:val="left"/>
+      <w:pPr>
+        <w:tabs>
+          <w:tab w:val="num" w:pos="1440"/>
+        </w:tabs>
+        <w:ind w:left="1440" w:hanging="360"/>
+      </w:pPr>
+      <w:rPr>
+        <w:rFonts w:ascii="Courier New" w:hAnsi="Courier New" w:hint="default"/>
+        <w:sz w:val="20"/>
+      </w:rPr>
+    </w:lvl>
+    <w:lvl w:ilvl="2" w:tentative="1">
+      <w:start w:val="1"/>
+      <w:numFmt w:val="bullet"/>
+      <w:lvlText w:val=""/>
+      <w:lvlJc w:val="left"/>
+      <w:pPr>
+        <w:tabs>
+          <w:tab w:val="num" w:pos="2160"/>
+        </w:tabs>
+        <w:ind w:left="2160" w:hanging="360"/>
+      </w:pPr>
+      <w:rPr>
+        <w:rFonts w:ascii="Wingdings" w:hAnsi="Wingdings" w:hint="default"/>
+        <w:sz w:val="20"/>
+      </w:rPr>
+    </w:lvl>
+    <w:lvl w:ilvl="3" w:tentative="1">
+      <w:start w:val="1"/>
+      <w:numFmt w:val="bullet"/>
+      <w:lvlText w:val=""/>
+      <w:lvlJc w:val="left"/>
+      <w:pPr>
+        <w:tabs>
+          <w:tab w:val="num" w:pos="2880"/>
+        </w:tabs>
+        <w:ind w:left="2880" w:hanging="360"/>
+      </w:pPr>
+      <w:rPr>
+        <w:rFonts w:ascii="Wingdings" w:hAnsi="Wingdings" w:hint="default"/>
+        <w:sz w:val="20"/>
+      </w:rPr>
+    </w:lvl>
+    <w:lvl w:ilvl="4" w:tentative="1">
+      <w:start w:val="1"/>
+      <w:numFmt w:val="bullet"/>
+      <w:lvlText w:val=""/>
+      <w:lvlJc w:val="left"/>
+      <w:pPr>
+        <w:tabs>
+          <w:tab w:val="num" w:pos="3600"/>
+        </w:tabs>
+        <w:ind w:left="3600" w:hanging="360"/>
+      </w:pPr>
+      <w:rPr>
+        <w:rFonts w:ascii="Wingdings" w:hAnsi="Wingdings" w:hint="default"/>
+        <w:sz w:val="20"/>
+      </w:rPr>
+    </w:lvl>
+    <w:lvl w:ilvl="5" w:tentative="1">
+      <w:start w:val="1"/>
+      <w:numFmt w:val="bullet"/>
+      <w:lvlText w:val=""/>
+      <w:lvlJc w:val="left"/>
+      <w:pPr>
+        <w:tabs>
+          <w:tab w:val="num" w:pos="4320"/>
+        </w:tabs>
+        <w:ind w:left="4320" w:hanging="360"/>
+      </w:pPr>
+      <w:rPr>
+        <w:rFonts w:ascii="Wingdings" w:hAnsi="Wingdings" w:hint="default"/>
+        <w:sz w:val="20"/>
+      </w:rPr>
+    </w:lvl>
+    <w:lvl w:ilvl="6" w:tentative="1">
+      <w:start w:val="1"/>
+      <w:numFmt w:val="bullet"/>
+      <w:lvlText w:val=""/>
+      <w:lvlJc w:val="left"/>
+      <w:pPr>
+        <w:tabs>
+          <w:tab w:val="num" w:pos="5040"/>
+        </w:tabs>
+        <w:ind w:left="5040" w:hanging="360"/>
+      </w:pPr>
+      <w:rPr>
+        <w:rFonts w:ascii="Wingdings" w:hAnsi="Wingdings" w:hint="default"/>
+        <w:sz w:val="20"/>
+      </w:rPr>
+    </w:lvl>
+    <w:lvl w:ilvl="7" w:tentative="1">
+      <w:start w:val="1"/>
+      <w:numFmt w:val="bullet"/>
+      <w:lvlText w:val=""/>
+      <w:lvlJc w:val="left"/>
+      <w:pPr>
+        <w:tabs>
+          <w:tab w:val="num" w:pos="5760"/>
+        </w:tabs>
+        <w:ind w:left="5760" w:hanging="360"/>
+      </w:pPr>
+      <w:rPr>
+        <w:rFonts w:ascii="Wingdings" w:hAnsi="Wingdings" w:hint="default"/>
+        <w:sz w:val="20"/>
+      </w:rPr>
+    </w:lvl>
+    <w:lvl w:ilvl="8" w:tentative="1">
+      <w:start w:val="1"/>
+      <w:numFmt w:val="bullet"/>
+      <w:lvlText w:val=""/>
+      <w:lvlJc w:val="left"/>
+      <w:pPr>
+        <w:tabs>
+          <w:tab w:val="num" w:pos="6480"/>
+        </w:tabs>
+        <w:ind w:left="6480" w:hanging="360"/>
+      </w:pPr>
+      <w:rPr>
+        <w:rFonts w:ascii="Wingdings" w:hAnsi="Wingdings" w:hint="default"/>
+        <w:sz w:val="20"/>
+      </w:rPr>
+    </w:lvl>
+  </w:abstractNum>
+  <w:abstractNum w:abstractNumId="7" w15:restartNumberingAfterBreak="0">
     <w:nsid w:val="46E0556D"/>
     <w:multiLevelType w:val="multilevel"/>
     <w:tmpl w:val="1A7ECCDC"/>
@@ -8507,7 +10941,7 @@
       </w:rPr>
     </w:lvl>
   </w:abstractNum>
-  <w:abstractNum w:abstractNumId="4" w15:restartNumberingAfterBreak="0">
+  <w:abstractNum w:abstractNumId="8" w15:restartNumberingAfterBreak="0">
     <w:nsid w:val="46FF7935"/>
     <w:multiLevelType w:val="multilevel"/>
     <w:tmpl w:val="6A12D474"/>
@@ -8656,7 +11090,7 @@
       </w:rPr>
     </w:lvl>
   </w:abstractNum>
-  <w:abstractNum w:abstractNumId="5" w15:restartNumberingAfterBreak="0">
+  <w:abstractNum w:abstractNumId="9" w15:restartNumberingAfterBreak="0">
     <w:nsid w:val="56902898"/>
     <w:multiLevelType w:val="multilevel"/>
     <w:tmpl w:val="16B478DC"/>
@@ -8805,7 +11239,603 @@
       </w:rPr>
     </w:lvl>
   </w:abstractNum>
-  <w:abstractNum w:abstractNumId="6" w15:restartNumberingAfterBreak="0">
+  <w:abstractNum w:abstractNumId="10" w15:restartNumberingAfterBreak="0">
+    <w:nsid w:val="67B97786"/>
+    <w:multiLevelType w:val="multilevel"/>
+    <w:tmpl w:val="4A925868"/>
+    <w:lvl w:ilvl="0">
+      <w:start w:val="1"/>
+      <w:numFmt w:val="bullet"/>
+      <w:lvlText w:val=""/>
+      <w:lvlJc w:val="left"/>
+      <w:pPr>
+        <w:tabs>
+          <w:tab w:val="num" w:pos="720"/>
+        </w:tabs>
+        <w:ind w:left="720" w:hanging="360"/>
+      </w:pPr>
+      <w:rPr>
+        <w:rFonts w:ascii="Symbol" w:hAnsi="Symbol" w:hint="default"/>
+        <w:sz w:val="20"/>
+      </w:rPr>
+    </w:lvl>
+    <w:lvl w:ilvl="1" w:tentative="1">
+      <w:start w:val="1"/>
+      <w:numFmt w:val="bullet"/>
+      <w:lvlText w:val="o"/>
+      <w:lvlJc w:val="left"/>
+      <w:pPr>
+        <w:tabs>
+          <w:tab w:val="num" w:pos="1440"/>
+        </w:tabs>
+        <w:ind w:left="1440" w:hanging="360"/>
+      </w:pPr>
+      <w:rPr>
+        <w:rFonts w:ascii="Courier New" w:hAnsi="Courier New" w:hint="default"/>
+        <w:sz w:val="20"/>
+      </w:rPr>
+    </w:lvl>
+    <w:lvl w:ilvl="2" w:tentative="1">
+      <w:start w:val="1"/>
+      <w:numFmt w:val="bullet"/>
+      <w:lvlText w:val=""/>
+      <w:lvlJc w:val="left"/>
+      <w:pPr>
+        <w:tabs>
+          <w:tab w:val="num" w:pos="2160"/>
+        </w:tabs>
+        <w:ind w:left="2160" w:hanging="360"/>
+      </w:pPr>
+      <w:rPr>
+        <w:rFonts w:ascii="Wingdings" w:hAnsi="Wingdings" w:hint="default"/>
+        <w:sz w:val="20"/>
+      </w:rPr>
+    </w:lvl>
+    <w:lvl w:ilvl="3" w:tentative="1">
+      <w:start w:val="1"/>
+      <w:numFmt w:val="bullet"/>
+      <w:lvlText w:val=""/>
+      <w:lvlJc w:val="left"/>
+      <w:pPr>
+        <w:tabs>
+          <w:tab w:val="num" w:pos="2880"/>
+        </w:tabs>
+        <w:ind w:left="2880" w:hanging="360"/>
+      </w:pPr>
+      <w:rPr>
+        <w:rFonts w:ascii="Wingdings" w:hAnsi="Wingdings" w:hint="default"/>
+        <w:sz w:val="20"/>
+      </w:rPr>
+    </w:lvl>
+    <w:lvl w:ilvl="4" w:tentative="1">
+      <w:start w:val="1"/>
+      <w:numFmt w:val="bullet"/>
+      <w:lvlText w:val=""/>
+      <w:lvlJc w:val="left"/>
+      <w:pPr>
+        <w:tabs>
+          <w:tab w:val="num" w:pos="3600"/>
+        </w:tabs>
+        <w:ind w:left="3600" w:hanging="360"/>
+      </w:pPr>
+      <w:rPr>
+        <w:rFonts w:ascii="Wingdings" w:hAnsi="Wingdings" w:hint="default"/>
+        <w:sz w:val="20"/>
+      </w:rPr>
+    </w:lvl>
+    <w:lvl w:ilvl="5" w:tentative="1">
+      <w:start w:val="1"/>
+      <w:numFmt w:val="bullet"/>
+      <w:lvlText w:val=""/>
+      <w:lvlJc w:val="left"/>
+      <w:pPr>
+        <w:tabs>
+          <w:tab w:val="num" w:pos="4320"/>
+        </w:tabs>
+        <w:ind w:left="4320" w:hanging="360"/>
+      </w:pPr>
+      <w:rPr>
+        <w:rFonts w:ascii="Wingdings" w:hAnsi="Wingdings" w:hint="default"/>
+        <w:sz w:val="20"/>
+      </w:rPr>
+    </w:lvl>
+    <w:lvl w:ilvl="6" w:tentative="1">
+      <w:start w:val="1"/>
+      <w:numFmt w:val="bullet"/>
+      <w:lvlText w:val=""/>
+      <w:lvlJc w:val="left"/>
+      <w:pPr>
+        <w:tabs>
+          <w:tab w:val="num" w:pos="5040"/>
+        </w:tabs>
+        <w:ind w:left="5040" w:hanging="360"/>
+      </w:pPr>
+      <w:rPr>
+        <w:rFonts w:ascii="Wingdings" w:hAnsi="Wingdings" w:hint="default"/>
+        <w:sz w:val="20"/>
+      </w:rPr>
+    </w:lvl>
+    <w:lvl w:ilvl="7" w:tentative="1">
+      <w:start w:val="1"/>
+      <w:numFmt w:val="bullet"/>
+      <w:lvlText w:val=""/>
+      <w:lvlJc w:val="left"/>
+      <w:pPr>
+        <w:tabs>
+          <w:tab w:val="num" w:pos="5760"/>
+        </w:tabs>
+        <w:ind w:left="5760" w:hanging="360"/>
+      </w:pPr>
+      <w:rPr>
+        <w:rFonts w:ascii="Wingdings" w:hAnsi="Wingdings" w:hint="default"/>
+        <w:sz w:val="20"/>
+      </w:rPr>
+    </w:lvl>
+    <w:lvl w:ilvl="8" w:tentative="1">
+      <w:start w:val="1"/>
+      <w:numFmt w:val="bullet"/>
+      <w:lvlText w:val=""/>
+      <w:lvlJc w:val="left"/>
+      <w:pPr>
+        <w:tabs>
+          <w:tab w:val="num" w:pos="6480"/>
+        </w:tabs>
+        <w:ind w:left="6480" w:hanging="360"/>
+      </w:pPr>
+      <w:rPr>
+        <w:rFonts w:ascii="Wingdings" w:hAnsi="Wingdings" w:hint="default"/>
+        <w:sz w:val="20"/>
+      </w:rPr>
+    </w:lvl>
+  </w:abstractNum>
+  <w:abstractNum w:abstractNumId="11" w15:restartNumberingAfterBreak="0">
+    <w:nsid w:val="6BF865A9"/>
+    <w:multiLevelType w:val="multilevel"/>
+    <w:tmpl w:val="94E23ACC"/>
+    <w:lvl w:ilvl="0">
+      <w:start w:val="1"/>
+      <w:numFmt w:val="bullet"/>
+      <w:lvlText w:val=""/>
+      <w:lvlJc w:val="left"/>
+      <w:pPr>
+        <w:tabs>
+          <w:tab w:val="num" w:pos="720"/>
+        </w:tabs>
+        <w:ind w:left="720" w:hanging="360"/>
+      </w:pPr>
+      <w:rPr>
+        <w:rFonts w:ascii="Symbol" w:hAnsi="Symbol" w:hint="default"/>
+        <w:sz w:val="20"/>
+      </w:rPr>
+    </w:lvl>
+    <w:lvl w:ilvl="1" w:tentative="1">
+      <w:start w:val="1"/>
+      <w:numFmt w:val="bullet"/>
+      <w:lvlText w:val="o"/>
+      <w:lvlJc w:val="left"/>
+      <w:pPr>
+        <w:tabs>
+          <w:tab w:val="num" w:pos="1440"/>
+        </w:tabs>
+        <w:ind w:left="1440" w:hanging="360"/>
+      </w:pPr>
+      <w:rPr>
+        <w:rFonts w:ascii="Courier New" w:hAnsi="Courier New" w:hint="default"/>
+        <w:sz w:val="20"/>
+      </w:rPr>
+    </w:lvl>
+    <w:lvl w:ilvl="2" w:tentative="1">
+      <w:start w:val="1"/>
+      <w:numFmt w:val="bullet"/>
+      <w:lvlText w:val=""/>
+      <w:lvlJc w:val="left"/>
+      <w:pPr>
+        <w:tabs>
+          <w:tab w:val="num" w:pos="2160"/>
+        </w:tabs>
+        <w:ind w:left="2160" w:hanging="360"/>
+      </w:pPr>
+      <w:rPr>
+        <w:rFonts w:ascii="Wingdings" w:hAnsi="Wingdings" w:hint="default"/>
+        <w:sz w:val="20"/>
+      </w:rPr>
+    </w:lvl>
+    <w:lvl w:ilvl="3" w:tentative="1">
+      <w:start w:val="1"/>
+      <w:numFmt w:val="bullet"/>
+      <w:lvlText w:val=""/>
+      <w:lvlJc w:val="left"/>
+      <w:pPr>
+        <w:tabs>
+          <w:tab w:val="num" w:pos="2880"/>
+        </w:tabs>
+        <w:ind w:left="2880" w:hanging="360"/>
+      </w:pPr>
+      <w:rPr>
+        <w:rFonts w:ascii="Wingdings" w:hAnsi="Wingdings" w:hint="default"/>
+        <w:sz w:val="20"/>
+      </w:rPr>
+    </w:lvl>
+    <w:lvl w:ilvl="4" w:tentative="1">
+      <w:start w:val="1"/>
+      <w:numFmt w:val="bullet"/>
+      <w:lvlText w:val=""/>
+      <w:lvlJc w:val="left"/>
+      <w:pPr>
+        <w:tabs>
+          <w:tab w:val="num" w:pos="3600"/>
+        </w:tabs>
+        <w:ind w:left="3600" w:hanging="360"/>
+      </w:pPr>
+      <w:rPr>
+        <w:rFonts w:ascii="Wingdings" w:hAnsi="Wingdings" w:hint="default"/>
+        <w:sz w:val="20"/>
+      </w:rPr>
+    </w:lvl>
+    <w:lvl w:ilvl="5" w:tentative="1">
+      <w:start w:val="1"/>
+      <w:numFmt w:val="bullet"/>
+      <w:lvlText w:val=""/>
+      <w:lvlJc w:val="left"/>
+      <w:pPr>
+        <w:tabs>
+          <w:tab w:val="num" w:pos="4320"/>
+        </w:tabs>
+        <w:ind w:left="4320" w:hanging="360"/>
+      </w:pPr>
+      <w:rPr>
+        <w:rFonts w:ascii="Wingdings" w:hAnsi="Wingdings" w:hint="default"/>
+        <w:sz w:val="20"/>
+      </w:rPr>
+    </w:lvl>
+    <w:lvl w:ilvl="6" w:tentative="1">
+      <w:start w:val="1"/>
+      <w:numFmt w:val="bullet"/>
+      <w:lvlText w:val=""/>
+      <w:lvlJc w:val="left"/>
+      <w:pPr>
+        <w:tabs>
+          <w:tab w:val="num" w:pos="5040"/>
+        </w:tabs>
+        <w:ind w:left="5040" w:hanging="360"/>
+      </w:pPr>
+      <w:rPr>
+        <w:rFonts w:ascii="Wingdings" w:hAnsi="Wingdings" w:hint="default"/>
+        <w:sz w:val="20"/>
+      </w:rPr>
+    </w:lvl>
+    <w:lvl w:ilvl="7" w:tentative="1">
+      <w:start w:val="1"/>
+      <w:numFmt w:val="bullet"/>
+      <w:lvlText w:val=""/>
+      <w:lvlJc w:val="left"/>
+      <w:pPr>
+        <w:tabs>
+          <w:tab w:val="num" w:pos="5760"/>
+        </w:tabs>
+        <w:ind w:left="5760" w:hanging="360"/>
+      </w:pPr>
+      <w:rPr>
+        <w:rFonts w:ascii="Wingdings" w:hAnsi="Wingdings" w:hint="default"/>
+        <w:sz w:val="20"/>
+      </w:rPr>
+    </w:lvl>
+    <w:lvl w:ilvl="8" w:tentative="1">
+      <w:start w:val="1"/>
+      <w:numFmt w:val="bullet"/>
+      <w:lvlText w:val=""/>
+      <w:lvlJc w:val="left"/>
+      <w:pPr>
+        <w:tabs>
+          <w:tab w:val="num" w:pos="6480"/>
+        </w:tabs>
+        <w:ind w:left="6480" w:hanging="360"/>
+      </w:pPr>
+      <w:rPr>
+        <w:rFonts w:ascii="Wingdings" w:hAnsi="Wingdings" w:hint="default"/>
+        <w:sz w:val="20"/>
+      </w:rPr>
+    </w:lvl>
+  </w:abstractNum>
+  <w:abstractNum w:abstractNumId="12" w15:restartNumberingAfterBreak="0">
+    <w:nsid w:val="70930AEC"/>
+    <w:multiLevelType w:val="multilevel"/>
+    <w:tmpl w:val="6172CC9E"/>
+    <w:lvl w:ilvl="0">
+      <w:start w:val="1"/>
+      <w:numFmt w:val="bullet"/>
+      <w:lvlText w:val=""/>
+      <w:lvlJc w:val="left"/>
+      <w:pPr>
+        <w:tabs>
+          <w:tab w:val="num" w:pos="720"/>
+        </w:tabs>
+        <w:ind w:left="720" w:hanging="360"/>
+      </w:pPr>
+      <w:rPr>
+        <w:rFonts w:ascii="Symbol" w:hAnsi="Symbol" w:hint="default"/>
+        <w:sz w:val="20"/>
+      </w:rPr>
+    </w:lvl>
+    <w:lvl w:ilvl="1" w:tentative="1">
+      <w:start w:val="1"/>
+      <w:numFmt w:val="bullet"/>
+      <w:lvlText w:val="o"/>
+      <w:lvlJc w:val="left"/>
+      <w:pPr>
+        <w:tabs>
+          <w:tab w:val="num" w:pos="1440"/>
+        </w:tabs>
+        <w:ind w:left="1440" w:hanging="360"/>
+      </w:pPr>
+      <w:rPr>
+        <w:rFonts w:ascii="Courier New" w:hAnsi="Courier New" w:hint="default"/>
+        <w:sz w:val="20"/>
+      </w:rPr>
+    </w:lvl>
+    <w:lvl w:ilvl="2" w:tentative="1">
+      <w:start w:val="1"/>
+      <w:numFmt w:val="bullet"/>
+      <w:lvlText w:val=""/>
+      <w:lvlJc w:val="left"/>
+      <w:pPr>
+        <w:tabs>
+          <w:tab w:val="num" w:pos="2160"/>
+        </w:tabs>
+        <w:ind w:left="2160" w:hanging="360"/>
+      </w:pPr>
+      <w:rPr>
+        <w:rFonts w:ascii="Wingdings" w:hAnsi="Wingdings" w:hint="default"/>
+        <w:sz w:val="20"/>
+      </w:rPr>
+    </w:lvl>
+    <w:lvl w:ilvl="3" w:tentative="1">
+      <w:start w:val="1"/>
+      <w:numFmt w:val="bullet"/>
+      <w:lvlText w:val=""/>
+      <w:lvlJc w:val="left"/>
+      <w:pPr>
+        <w:tabs>
+          <w:tab w:val="num" w:pos="2880"/>
+        </w:tabs>
+        <w:ind w:left="2880" w:hanging="360"/>
+      </w:pPr>
+      <w:rPr>
+        <w:rFonts w:ascii="Wingdings" w:hAnsi="Wingdings" w:hint="default"/>
+        <w:sz w:val="20"/>
+      </w:rPr>
+    </w:lvl>
+    <w:lvl w:ilvl="4" w:tentative="1">
+      <w:start w:val="1"/>
+      <w:numFmt w:val="bullet"/>
+      <w:lvlText w:val=""/>
+      <w:lvlJc w:val="left"/>
+      <w:pPr>
+        <w:tabs>
+          <w:tab w:val="num" w:pos="3600"/>
+        </w:tabs>
+        <w:ind w:left="3600" w:hanging="360"/>
+      </w:pPr>
+      <w:rPr>
+        <w:rFonts w:ascii="Wingdings" w:hAnsi="Wingdings" w:hint="default"/>
+        <w:sz w:val="20"/>
+      </w:rPr>
+    </w:lvl>
+    <w:lvl w:ilvl="5" w:tentative="1">
+      <w:start w:val="1"/>
+      <w:numFmt w:val="bullet"/>
+      <w:lvlText w:val=""/>
+      <w:lvlJc w:val="left"/>
+      <w:pPr>
+        <w:tabs>
+          <w:tab w:val="num" w:pos="4320"/>
+        </w:tabs>
+        <w:ind w:left="4320" w:hanging="360"/>
+      </w:pPr>
+      <w:rPr>
+        <w:rFonts w:ascii="Wingdings" w:hAnsi="Wingdings" w:hint="default"/>
+        <w:sz w:val="20"/>
+      </w:rPr>
+    </w:lvl>
+    <w:lvl w:ilvl="6" w:tentative="1">
+      <w:start w:val="1"/>
+      <w:numFmt w:val="bullet"/>
+      <w:lvlText w:val=""/>
+      <w:lvlJc w:val="left"/>
+      <w:pPr>
+        <w:tabs>
+          <w:tab w:val="num" w:pos="5040"/>
+        </w:tabs>
+        <w:ind w:left="5040" w:hanging="360"/>
+      </w:pPr>
+      <w:rPr>
+        <w:rFonts w:ascii="Wingdings" w:hAnsi="Wingdings" w:hint="default"/>
+        <w:sz w:val="20"/>
+      </w:rPr>
+    </w:lvl>
+    <w:lvl w:ilvl="7" w:tentative="1">
+      <w:start w:val="1"/>
+      <w:numFmt w:val="bullet"/>
+      <w:lvlText w:val=""/>
+      <w:lvlJc w:val="left"/>
+      <w:pPr>
+        <w:tabs>
+          <w:tab w:val="num" w:pos="5760"/>
+        </w:tabs>
+        <w:ind w:left="5760" w:hanging="360"/>
+      </w:pPr>
+      <w:rPr>
+        <w:rFonts w:ascii="Wingdings" w:hAnsi="Wingdings" w:hint="default"/>
+        <w:sz w:val="20"/>
+      </w:rPr>
+    </w:lvl>
+    <w:lvl w:ilvl="8" w:tentative="1">
+      <w:start w:val="1"/>
+      <w:numFmt w:val="bullet"/>
+      <w:lvlText w:val=""/>
+      <w:lvlJc w:val="left"/>
+      <w:pPr>
+        <w:tabs>
+          <w:tab w:val="num" w:pos="6480"/>
+        </w:tabs>
+        <w:ind w:left="6480" w:hanging="360"/>
+      </w:pPr>
+      <w:rPr>
+        <w:rFonts w:ascii="Wingdings" w:hAnsi="Wingdings" w:hint="default"/>
+        <w:sz w:val="20"/>
+      </w:rPr>
+    </w:lvl>
+  </w:abstractNum>
+  <w:abstractNum w:abstractNumId="13" w15:restartNumberingAfterBreak="0">
+    <w:nsid w:val="74F07AAF"/>
+    <w:multiLevelType w:val="multilevel"/>
+    <w:tmpl w:val="D94A910A"/>
+    <w:lvl w:ilvl="0">
+      <w:start w:val="1"/>
+      <w:numFmt w:val="bullet"/>
+      <w:lvlText w:val=""/>
+      <w:lvlJc w:val="left"/>
+      <w:pPr>
+        <w:tabs>
+          <w:tab w:val="num" w:pos="720"/>
+        </w:tabs>
+        <w:ind w:left="720" w:hanging="360"/>
+      </w:pPr>
+      <w:rPr>
+        <w:rFonts w:ascii="Symbol" w:hAnsi="Symbol" w:hint="default"/>
+        <w:sz w:val="20"/>
+      </w:rPr>
+    </w:lvl>
+    <w:lvl w:ilvl="1" w:tentative="1">
+      <w:start w:val="1"/>
+      <w:numFmt w:val="bullet"/>
+      <w:lvlText w:val="o"/>
+      <w:lvlJc w:val="left"/>
+      <w:pPr>
+        <w:tabs>
+          <w:tab w:val="num" w:pos="1440"/>
+        </w:tabs>
+        <w:ind w:left="1440" w:hanging="360"/>
+      </w:pPr>
+      <w:rPr>
+        <w:rFonts w:ascii="Courier New" w:hAnsi="Courier New" w:hint="default"/>
+        <w:sz w:val="20"/>
+      </w:rPr>
+    </w:lvl>
+    <w:lvl w:ilvl="2" w:tentative="1">
+      <w:start w:val="1"/>
+      <w:numFmt w:val="bullet"/>
+      <w:lvlText w:val=""/>
+      <w:lvlJc w:val="left"/>
+      <w:pPr>
+        <w:tabs>
+          <w:tab w:val="num" w:pos="2160"/>
+        </w:tabs>
+        <w:ind w:left="2160" w:hanging="360"/>
+      </w:pPr>
+      <w:rPr>
+        <w:rFonts w:ascii="Wingdings" w:hAnsi="Wingdings" w:hint="default"/>
+        <w:sz w:val="20"/>
+      </w:rPr>
+    </w:lvl>
+    <w:lvl w:ilvl="3" w:tentative="1">
+      <w:start w:val="1"/>
+      <w:numFmt w:val="bullet"/>
+      <w:lvlText w:val=""/>
+      <w:lvlJc w:val="left"/>
+      <w:pPr>
+        <w:tabs>
+          <w:tab w:val="num" w:pos="2880"/>
+        </w:tabs>
+        <w:ind w:left="2880" w:hanging="360"/>
+      </w:pPr>
+      <w:rPr>
+        <w:rFonts w:ascii="Wingdings" w:hAnsi="Wingdings" w:hint="default"/>
+        <w:sz w:val="20"/>
+      </w:rPr>
+    </w:lvl>
+    <w:lvl w:ilvl="4" w:tentative="1">
+      <w:start w:val="1"/>
+      <w:numFmt w:val="bullet"/>
+      <w:lvlText w:val=""/>
+      <w:lvlJc w:val="left"/>
+      <w:pPr>
+        <w:tabs>
+          <w:tab w:val="num" w:pos="3600"/>
+        </w:tabs>
+        <w:ind w:left="3600" w:hanging="360"/>
+      </w:pPr>
+      <w:rPr>
+        <w:rFonts w:ascii="Wingdings" w:hAnsi="Wingdings" w:hint="default"/>
+        <w:sz w:val="20"/>
+      </w:rPr>
+    </w:lvl>
+    <w:lvl w:ilvl="5" w:tentative="1">
+      <w:start w:val="1"/>
+      <w:numFmt w:val="bullet"/>
+      <w:lvlText w:val=""/>
+      <w:lvlJc w:val="left"/>
+      <w:pPr>
+        <w:tabs>
+          <w:tab w:val="num" w:pos="4320"/>
+        </w:tabs>
+        <w:ind w:left="4320" w:hanging="360"/>
+      </w:pPr>
+      <w:rPr>
+        <w:rFonts w:ascii="Wingdings" w:hAnsi="Wingdings" w:hint="default"/>
+        <w:sz w:val="20"/>
+      </w:rPr>
+    </w:lvl>
+    <w:lvl w:ilvl="6" w:tentative="1">
+      <w:start w:val="1"/>
+      <w:numFmt w:val="bullet"/>
+      <w:lvlText w:val=""/>
+      <w:lvlJc w:val="left"/>
+      <w:pPr>
+        <w:tabs>
+          <w:tab w:val="num" w:pos="5040"/>
+        </w:tabs>
+        <w:ind w:left="5040" w:hanging="360"/>
+      </w:pPr>
+      <w:rPr>
+        <w:rFonts w:ascii="Wingdings" w:hAnsi="Wingdings" w:hint="default"/>
+        <w:sz w:val="20"/>
+      </w:rPr>
+    </w:lvl>
+    <w:lvl w:ilvl="7" w:tentative="1">
+      <w:start w:val="1"/>
+      <w:numFmt w:val="bullet"/>
+      <w:lvlText w:val=""/>
+      <w:lvlJc w:val="left"/>
+      <w:pPr>
+        <w:tabs>
+          <w:tab w:val="num" w:pos="5760"/>
+        </w:tabs>
+        <w:ind w:left="5760" w:hanging="360"/>
+      </w:pPr>
+      <w:rPr>
+        <w:rFonts w:ascii="Wingdings" w:hAnsi="Wingdings" w:hint="default"/>
+        <w:sz w:val="20"/>
+      </w:rPr>
+    </w:lvl>
+    <w:lvl w:ilvl="8" w:tentative="1">
+      <w:start w:val="1"/>
+      <w:numFmt w:val="bullet"/>
+      <w:lvlText w:val=""/>
+      <w:lvlJc w:val="left"/>
+      <w:pPr>
+        <w:tabs>
+          <w:tab w:val="num" w:pos="6480"/>
+        </w:tabs>
+        <w:ind w:left="6480" w:hanging="360"/>
+      </w:pPr>
+      <w:rPr>
+        <w:rFonts w:ascii="Wingdings" w:hAnsi="Wingdings" w:hint="default"/>
+        <w:sz w:val="20"/>
+      </w:rPr>
+    </w:lvl>
+  </w:abstractNum>
+  <w:abstractNum w:abstractNumId="14" w15:restartNumberingAfterBreak="0">
     <w:nsid w:val="76DB7619"/>
     <w:multiLevelType w:val="multilevel"/>
     <w:tmpl w:val="BE346EDC"/>
@@ -8954,7 +11984,7 @@
       </w:rPr>
     </w:lvl>
   </w:abstractNum>
-  <w:abstractNum w:abstractNumId="7" w15:restartNumberingAfterBreak="0">
+  <w:abstractNum w:abstractNumId="15" w15:restartNumberingAfterBreak="0">
     <w:nsid w:val="78662AD4"/>
     <w:multiLevelType w:val="multilevel"/>
     <w:tmpl w:val="73609368"/>
@@ -9104,28 +12134,52 @@
     </w:lvl>
   </w:abstractNum>
   <w:num w:numId="1" w16cid:durableId="1415934203">
+    <w:abstractNumId w:val="4"/>
+  </w:num>
+  <w:num w:numId="2" w16cid:durableId="820778746">
+    <w:abstractNumId w:val="15"/>
+  </w:num>
+  <w:num w:numId="3" w16cid:durableId="1325860666">
+    <w:abstractNumId w:val="7"/>
+  </w:num>
+  <w:num w:numId="4" w16cid:durableId="2047294390">
     <w:abstractNumId w:val="2"/>
   </w:num>
-  <w:num w:numId="2" w16cid:durableId="820778746">
-    <w:abstractNumId w:val="7"/>
+  <w:num w:numId="5" w16cid:durableId="49230729">
+    <w:abstractNumId w:val="8"/>
   </w:num>
-  <w:num w:numId="3" w16cid:durableId="1325860666">
+  <w:num w:numId="6" w16cid:durableId="2119984921">
+    <w:abstractNumId w:val="9"/>
+  </w:num>
+  <w:num w:numId="7" w16cid:durableId="561259491">
     <w:abstractNumId w:val="3"/>
   </w:num>
-  <w:num w:numId="4" w16cid:durableId="2047294390">
-    <w:abstractNumId w:val="0"/>
+  <w:num w:numId="8" w16cid:durableId="1104811810">
+    <w:abstractNumId w:val="14"/>
   </w:num>
-  <w:num w:numId="5" w16cid:durableId="49230729">
-    <w:abstractNumId w:val="4"/>
+  <w:num w:numId="9" w16cid:durableId="239364313">
+    <w:abstractNumId w:val="11"/>
   </w:num>
-  <w:num w:numId="6" w16cid:durableId="2119984921">
+  <w:num w:numId="10" w16cid:durableId="1051921711">
+    <w:abstractNumId w:val="12"/>
+  </w:num>
+  <w:num w:numId="11" w16cid:durableId="1245798366">
+    <w:abstractNumId w:val="13"/>
+  </w:num>
+  <w:num w:numId="12" w16cid:durableId="189534159">
+    <w:abstractNumId w:val="1"/>
+  </w:num>
+  <w:num w:numId="13" w16cid:durableId="544946201">
+    <w:abstractNumId w:val="6"/>
+  </w:num>
+  <w:num w:numId="14" w16cid:durableId="91359804">
+    <w:abstractNumId w:val="10"/>
+  </w:num>
+  <w:num w:numId="15" w16cid:durableId="1190950386">
     <w:abstractNumId w:val="5"/>
   </w:num>
-  <w:num w:numId="7" w16cid:durableId="561259491">
-    <w:abstractNumId w:val="1"/>
-  </w:num>
-  <w:num w:numId="8" w16cid:durableId="1104811810">
-    <w:abstractNumId w:val="6"/>
+  <w:num w:numId="16" w16cid:durableId="2097096264">
+    <w:abstractNumId w:val="0"/>
   </w:num>
 </w:numbering>
 </file>
@@ -9733,6 +12787,7 @@
   <w:style w:type="character" w:default="1" w:styleId="DefaultParagraphFont">
     <w:name w:val="Default Paragraph Font"/>
     <w:uiPriority w:val="1"/>
+    <w:semiHidden/>
     <w:unhideWhenUsed/>
   </w:style>
   <w:style w:type="table" w:default="1" w:styleId="TableNormal">
